--- a/interview-corner/src/common/prepdoc/old/hibernate.docx
+++ b/interview-corner/src/common/prepdoc/old/hibernate.docx
@@ -3323,177 +3323,32 @@
         <w:spacing w:after="0" w:line="240" w:lineRule="auto"/>
         <w:rPr>
           <w:rFonts w:ascii="Times New Roman" w:eastAsia="Times New Roman" w:hAnsi="Times New Roman" w:cs="Times New Roman"/>
-          <w:color w:val="000000"/>
-        </w:rPr>
-      </w:pPr>
-      <w:proofErr w:type="gramStart"/>
-      <w:r>
-        <w:rPr>
-          <w:rFonts w:ascii="Times New Roman" w:eastAsia="Times New Roman" w:hAnsi="Times New Roman" w:cs="Times New Roman"/>
-          <w:color w:val="414141"/>
-        </w:rPr>
-        <w:t>update(</w:t>
-      </w:r>
-      <w:proofErr w:type="gramEnd"/>
-      <w:r>
-        <w:rPr>
-          <w:rFonts w:ascii="Times New Roman" w:eastAsia="Times New Roman" w:hAnsi="Times New Roman" w:cs="Times New Roman"/>
-          <w:color w:val="414141"/>
-        </w:rPr>
-        <w:t>Object object)</w:t>
-      </w:r>
-    </w:p>
-    <w:p>
-      <w:pPr>
-        <w:spacing w:after="0" w:line="240" w:lineRule="auto"/>
-        <w:rPr>
-          <w:rFonts w:ascii="Times New Roman" w:eastAsia="Times New Roman" w:hAnsi="Times New Roman" w:cs="Times New Roman"/>
-          <w:color w:val="000000"/>
-        </w:rPr>
-      </w:pPr>
-      <w:r>
-        <w:rPr>
-          <w:rFonts w:ascii="Times New Roman" w:eastAsia="Times New Roman" w:hAnsi="Times New Roman" w:cs="Times New Roman"/>
-          <w:color w:val="000000"/>
-        </w:rPr>
-        <w:t xml:space="preserve">Used to </w:t>
-      </w:r>
-      <w:r>
-        <w:rPr>
-          <w:rFonts w:ascii="Times New Roman" w:eastAsia="Times New Roman" w:hAnsi="Times New Roman" w:cs="Times New Roman"/>
           <w:b/>
           <w:bCs/>
-          <w:color w:val="000000"/>
-        </w:rPr>
-        <w:t>reattach a detached object</w:t>
-      </w:r>
-      <w:r>
-        <w:rPr>
-          <w:rFonts w:ascii="Times New Roman" w:eastAsia="Times New Roman" w:hAnsi="Times New Roman" w:cs="Times New Roman"/>
-          <w:color w:val="000000"/>
-        </w:rPr>
-        <w:t xml:space="preserve"> (i.e., an object that was once persistent but the session was closed) back into a new Hibernate session.</w:t>
-      </w:r>
-    </w:p>
-    <w:p>
-      <w:pPr>
-        <w:spacing w:after="0" w:line="240" w:lineRule="auto"/>
-        <w:rPr>
-          <w:rFonts w:ascii="Times New Roman" w:eastAsia="Times New Roman" w:hAnsi="Times New Roman" w:cs="Times New Roman"/>
-          <w:color w:val="000000"/>
-          <w:lang w:val="en-GB"/>
-        </w:rPr>
-      </w:pPr>
-      <w:proofErr w:type="gramStart"/>
-      <w:r>
-        <w:rPr>
-          <w:rFonts w:ascii="Times New Roman" w:eastAsia="Times New Roman" w:hAnsi="Times New Roman" w:cs="Times New Roman"/>
-          <w:color w:val="000000"/>
-          <w:lang w:val="en-GB"/>
-        </w:rPr>
-        <w:t>  Requires</w:t>
-      </w:r>
-      <w:proofErr w:type="gramEnd"/>
-      <w:r>
-        <w:rPr>
-          <w:rFonts w:ascii="Times New Roman" w:eastAsia="Times New Roman" w:hAnsi="Times New Roman" w:cs="Times New Roman"/>
-          <w:color w:val="000000"/>
-          <w:lang w:val="en-GB"/>
-        </w:rPr>
-        <w:t xml:space="preserve"> that </w:t>
-      </w:r>
+          <w:color w:val="414141"/>
+          <w:lang w:val="en-IN"/>
+        </w:rPr>
+      </w:pPr>
       <w:r>
         <w:rPr>
           <w:rFonts w:ascii="Times New Roman" w:eastAsia="Times New Roman" w:hAnsi="Times New Roman" w:cs="Times New Roman"/>
           <w:b/>
           <w:bCs/>
-          <w:color w:val="000000"/>
-          <w:lang w:val="en-GB"/>
-        </w:rPr>
-        <w:t>no other instance with the same identifier</w:t>
-      </w:r>
-      <w:r>
-        <w:rPr>
-          <w:rFonts w:ascii="Times New Roman" w:eastAsia="Times New Roman" w:hAnsi="Times New Roman" w:cs="Times New Roman"/>
-          <w:color w:val="000000"/>
-          <w:lang w:val="en-GB"/>
-        </w:rPr>
-        <w:t xml:space="preserve"> is already associated with the session (otherwise it throws </w:t>
-      </w:r>
-      <w:proofErr w:type="spellStart"/>
-      <w:r>
-        <w:rPr>
-          <w:rFonts w:ascii="Times New Roman" w:eastAsia="Times New Roman" w:hAnsi="Times New Roman" w:cs="Times New Roman"/>
-          <w:color w:val="000000"/>
-          <w:lang w:val="en-GB"/>
-        </w:rPr>
-        <w:t>NonUniqueObjectException</w:t>
-      </w:r>
-      <w:proofErr w:type="spellEnd"/>
-      <w:r>
-        <w:rPr>
-          <w:rFonts w:ascii="Times New Roman" w:eastAsia="Times New Roman" w:hAnsi="Times New Roman" w:cs="Times New Roman"/>
-          <w:color w:val="000000"/>
-          <w:lang w:val="en-GB"/>
-        </w:rPr>
-        <w:t>).</w:t>
-      </w:r>
-    </w:p>
-    <w:p>
-      <w:pPr>
-        <w:spacing w:after="0" w:line="240" w:lineRule="auto"/>
-        <w:rPr>
-          <w:rFonts w:ascii="Times New Roman" w:eastAsia="Times New Roman" w:hAnsi="Times New Roman" w:cs="Times New Roman"/>
-          <w:color w:val="000000"/>
-          <w:lang w:val="en-GB"/>
-        </w:rPr>
-      </w:pPr>
+          <w:color w:val="414141"/>
+          <w:lang w:val="en-IN"/>
+        </w:rPr>
+        <w:t xml:space="preserve">What </w:t>
+      </w:r>
       <w:proofErr w:type="gramStart"/>
-      <w:r>
-        <w:rPr>
-          <w:rFonts w:ascii="Times New Roman" w:eastAsia="Times New Roman" w:hAnsi="Times New Roman" w:cs="Times New Roman"/>
-          <w:color w:val="000000"/>
-          <w:lang w:val="en-GB"/>
-        </w:rPr>
-        <w:t>  Directly</w:t>
-      </w:r>
-      <w:proofErr w:type="gramEnd"/>
-      <w:r>
-        <w:rPr>
-          <w:rFonts w:ascii="Times New Roman" w:eastAsia="Times New Roman" w:hAnsi="Times New Roman" w:cs="Times New Roman"/>
-          <w:color w:val="000000"/>
-          <w:lang w:val="en-GB"/>
-        </w:rPr>
-        <w:t xml:space="preserve"> updates the database with the values of the object.</w:t>
-      </w:r>
-    </w:p>
-    <w:p>
-      <w:pPr>
-        <w:spacing w:after="0" w:line="240" w:lineRule="auto"/>
-        <w:rPr>
-          <w:rFonts w:ascii="Times New Roman" w:eastAsia="Times New Roman" w:hAnsi="Times New Roman" w:cs="Times New Roman"/>
-          <w:color w:val="000000"/>
-          <w:lang w:val="en-GB"/>
-        </w:rPr>
-      </w:pPr>
-      <w:proofErr w:type="gramStart"/>
-      <w:r>
-        <w:rPr>
-          <w:rFonts w:ascii="Times New Roman" w:eastAsia="Times New Roman" w:hAnsi="Times New Roman" w:cs="Times New Roman"/>
-          <w:color w:val="000000"/>
-          <w:lang w:val="en-GB"/>
-        </w:rPr>
-        <w:t xml:space="preserve">  </w:t>
-      </w:r>
       <w:r>
         <w:rPr>
           <w:rFonts w:ascii="Times New Roman" w:eastAsia="Times New Roman" w:hAnsi="Times New Roman" w:cs="Times New Roman"/>
           <w:b/>
           <w:bCs/>
-          <w:color w:val="000000"/>
-          <w:lang w:val="en-GB"/>
-        </w:rPr>
-        <w:t>Does</w:t>
+          <w:color w:val="414141"/>
+          <w:lang w:val="en-IN"/>
+        </w:rPr>
+        <w:t>update(</w:t>
       </w:r>
       <w:proofErr w:type="gramEnd"/>
       <w:r>
@@ -3501,270 +3356,533 @@
           <w:rFonts w:ascii="Times New Roman" w:eastAsia="Times New Roman" w:hAnsi="Times New Roman" w:cs="Times New Roman"/>
           <w:b/>
           <w:bCs/>
-          <w:color w:val="000000"/>
-          <w:lang w:val="en-GB"/>
-        </w:rPr>
-        <w:t xml:space="preserve"> not return a new object.</w:t>
-      </w:r>
-    </w:p>
-    <w:p>
-      <w:pPr>
+          <w:color w:val="414141"/>
+          <w:lang w:val="en-IN"/>
+        </w:rPr>
+        <w:t>) does</w:t>
+      </w:r>
+    </w:p>
+    <w:p>
+      <w:pPr>
+        <w:numPr>
+          <w:ilvl w:val="0"/>
+          <w:numId w:val="34"/>
+        </w:numPr>
         <w:spacing w:after="0" w:line="240" w:lineRule="auto"/>
         <w:rPr>
           <w:rFonts w:ascii="Times New Roman" w:eastAsia="Times New Roman" w:hAnsi="Times New Roman" w:cs="Times New Roman"/>
-          <w:color w:val="000000"/>
-          <w:lang w:val="en-GB"/>
-        </w:rPr>
-      </w:pPr>
-      <w:proofErr w:type="gramStart"/>
-      <w:r>
-        <w:rPr>
-          <w:rFonts w:ascii="Times New Roman" w:eastAsia="Times New Roman" w:hAnsi="Times New Roman" w:cs="Times New Roman"/>
-          <w:color w:val="000000"/>
-          <w:lang w:val="en-GB"/>
-        </w:rPr>
-        <w:t>  Fast</w:t>
-      </w:r>
-      <w:proofErr w:type="gramEnd"/>
-      <w:r>
-        <w:rPr>
-          <w:rFonts w:ascii="Times New Roman" w:eastAsia="Times New Roman" w:hAnsi="Times New Roman" w:cs="Times New Roman"/>
-          <w:color w:val="000000"/>
-          <w:lang w:val="en-GB"/>
-        </w:rPr>
-        <w:t xml:space="preserve"> and simple if you’re sure the object is not already attached.</w:t>
-      </w:r>
-    </w:p>
-    <w:p>
-      <w:pPr>
-        <w:spacing w:after="0" w:line="240" w:lineRule="auto"/>
-        <w:rPr>
-          <w:rFonts w:ascii="Times New Roman" w:eastAsia="Times New Roman" w:hAnsi="Times New Roman" w:cs="Times New Roman"/>
-          <w:color w:val="000000"/>
-        </w:rPr>
-      </w:pPr>
-    </w:p>
-    <w:p>
-      <w:pPr>
-        <w:spacing w:after="0" w:line="240" w:lineRule="auto"/>
-        <w:rPr>
-          <w:rFonts w:ascii="Times New Roman" w:eastAsia="Times New Roman" w:hAnsi="Times New Roman" w:cs="Times New Roman"/>
-          <w:color w:val="000000"/>
-        </w:rPr>
-      </w:pPr>
-      <w:proofErr w:type="gramStart"/>
-      <w:r>
-        <w:rPr>
-          <w:rFonts w:ascii="Times New Roman" w:eastAsia="Times New Roman" w:hAnsi="Times New Roman" w:cs="Times New Roman"/>
-          <w:color w:val="000000"/>
-        </w:rPr>
-        <w:t>merge(</w:t>
-      </w:r>
-      <w:proofErr w:type="gramEnd"/>
-      <w:r>
-        <w:rPr>
-          <w:rFonts w:ascii="Times New Roman" w:eastAsia="Times New Roman" w:hAnsi="Times New Roman" w:cs="Times New Roman"/>
-          <w:color w:val="000000"/>
-        </w:rPr>
-        <w:t>Object object)</w:t>
-      </w:r>
-    </w:p>
-    <w:p>
-      <w:pPr>
-        <w:spacing w:after="0" w:line="240" w:lineRule="auto"/>
-        <w:rPr>
-          <w:rFonts w:ascii="Times New Roman" w:eastAsia="Times New Roman" w:hAnsi="Times New Roman" w:cs="Times New Roman"/>
-          <w:color w:val="000000"/>
-        </w:rPr>
-      </w:pPr>
-      <w:r>
-        <w:rPr>
-          <w:rFonts w:ascii="Times New Roman" w:eastAsia="Times New Roman" w:hAnsi="Times New Roman" w:cs="Times New Roman"/>
-          <w:color w:val="000000"/>
-        </w:rPr>
-        <w:t xml:space="preserve">Used to </w:t>
+          <w:color w:val="414141"/>
+          <w:lang w:val="en-IN"/>
+        </w:rPr>
+      </w:pPr>
+      <w:r>
+        <w:rPr>
+          <w:rFonts w:ascii="Times New Roman" w:eastAsia="Times New Roman" w:hAnsi="Times New Roman" w:cs="Times New Roman"/>
+          <w:color w:val="414141"/>
+          <w:lang w:val="en-IN"/>
+        </w:rPr>
+        <w:t xml:space="preserve">Re-attaches </w:t>
       </w:r>
       <w:r>
         <w:rPr>
           <w:rFonts w:ascii="Times New Roman" w:eastAsia="Times New Roman" w:hAnsi="Times New Roman" w:cs="Times New Roman"/>
           <w:b/>
           <w:bCs/>
-          <w:color w:val="000000"/>
-        </w:rPr>
-        <w:t>merge the state</w:t>
-      </w:r>
-      <w:r>
-        <w:rPr>
-          <w:rFonts w:ascii="Times New Roman" w:eastAsia="Times New Roman" w:hAnsi="Times New Roman" w:cs="Times New Roman"/>
-          <w:color w:val="000000"/>
-        </w:rPr>
-        <w:t xml:space="preserve"> of a detached object into the current persistence context. It </w:t>
+          <w:color w:val="414141"/>
+          <w:lang w:val="en-IN"/>
+        </w:rPr>
+        <w:t>the same object instance</w:t>
+      </w:r>
+      <w:r>
+        <w:rPr>
+          <w:rFonts w:ascii="Times New Roman" w:eastAsia="Times New Roman" w:hAnsi="Times New Roman" w:cs="Times New Roman"/>
+          <w:color w:val="414141"/>
+          <w:lang w:val="en-IN"/>
+        </w:rPr>
+        <w:t xml:space="preserve"> to the current session</w:t>
+      </w:r>
+    </w:p>
+    <w:p>
+      <w:pPr>
+        <w:numPr>
+          <w:ilvl w:val="0"/>
+          <w:numId w:val="34"/>
+        </w:numPr>
+        <w:spacing w:after="0" w:line="240" w:lineRule="auto"/>
+        <w:rPr>
+          <w:rFonts w:ascii="Times New Roman" w:eastAsia="Times New Roman" w:hAnsi="Times New Roman" w:cs="Times New Roman"/>
+          <w:color w:val="414141"/>
+          <w:lang w:val="en-IN"/>
+        </w:rPr>
+      </w:pPr>
+      <w:r>
+        <w:rPr>
+          <w:rFonts w:ascii="Times New Roman" w:eastAsia="Times New Roman" w:hAnsi="Times New Roman" w:cs="Times New Roman"/>
+          <w:color w:val="414141"/>
+          <w:lang w:val="en-IN"/>
+        </w:rPr>
+        <w:t xml:space="preserve">The session now </w:t>
       </w:r>
       <w:r>
         <w:rPr>
           <w:rFonts w:ascii="Times New Roman" w:eastAsia="Times New Roman" w:hAnsi="Times New Roman" w:cs="Times New Roman"/>
           <w:b/>
           <w:bCs/>
-          <w:color w:val="000000"/>
-        </w:rPr>
-        <w:t>returns a new managed instance</w:t>
-      </w:r>
-      <w:r>
-        <w:rPr>
-          <w:rFonts w:ascii="Times New Roman" w:eastAsia="Times New Roman" w:hAnsi="Times New Roman" w:cs="Times New Roman"/>
-          <w:color w:val="000000"/>
-        </w:rPr>
-        <w:t xml:space="preserve"> (the one that is actually managed by the session).</w:t>
+          <w:color w:val="414141"/>
+          <w:lang w:val="en-IN"/>
+        </w:rPr>
+        <w:t>manages that object</w:t>
+      </w:r>
+    </w:p>
+    <w:p>
+      <w:pPr>
+        <w:pStyle w:val="Heading3"/>
+      </w:pPr>
+      <w:r>
+        <w:t>Key Characteristics</w:t>
+      </w:r>
+    </w:p>
+    <w:p>
+      <w:pPr>
+        <w:pStyle w:val="NormalWeb"/>
+      </w:pPr>
+      <w:r>
+        <w:rPr>
+          <w:rFonts w:ascii="Segoe UI Emoji" w:hAnsi="Segoe UI Emoji" w:cs="Segoe UI Emoji"/>
+        </w:rPr>
+        <w:t>✅</w:t>
+      </w:r>
+      <w:r>
+        <w:t xml:space="preserve"> Uses </w:t>
+      </w:r>
+      <w:r>
+        <w:rPr>
+          <w:rStyle w:val="Strong"/>
+        </w:rPr>
+        <w:t>same object reference</w:t>
+      </w:r>
+      <w:r>
+        <w:br/>
+      </w:r>
+      <w:r>
+        <w:rPr>
+          <w:rFonts w:ascii="Segoe UI Emoji" w:hAnsi="Segoe UI Emoji" w:cs="Segoe UI Emoji"/>
+        </w:rPr>
+        <w:t>❌</w:t>
+      </w:r>
+      <w:r>
+        <w:t xml:space="preserve"> Fails if session already has another instance with same ID</w:t>
+      </w:r>
+      <w:r>
+        <w:br/>
+      </w:r>
+      <w:r>
+        <w:rPr>
+          <w:rFonts w:ascii="Segoe UI Emoji" w:hAnsi="Segoe UI Emoji" w:cs="Segoe UI Emoji"/>
+        </w:rPr>
+        <w:t>❌</w:t>
+      </w:r>
+      <w:r>
+        <w:t xml:space="preserve"> Throws exception if entity already persistent</w:t>
       </w:r>
     </w:p>
     <w:p>
       <w:pPr>
         <w:spacing w:after="0" w:line="240" w:lineRule="auto"/>
-        <w:rPr>
-          <w:rFonts w:ascii="Times New Roman" w:eastAsia="Times New Roman" w:hAnsi="Times New Roman" w:cs="Times New Roman"/>
-          <w:color w:val="000000"/>
-          <w:lang w:val="en-GB"/>
-        </w:rPr>
-      </w:pPr>
-      <w:proofErr w:type="gramStart"/>
-      <w:r>
-        <w:rPr>
-          <w:rFonts w:ascii="Times New Roman" w:eastAsia="Times New Roman" w:hAnsi="Times New Roman" w:cs="Times New Roman"/>
-          <w:color w:val="000000"/>
-          <w:lang w:val="en-GB"/>
-        </w:rPr>
-        <w:t>  Safe</w:t>
-      </w:r>
-      <w:proofErr w:type="gramEnd"/>
-      <w:r>
-        <w:rPr>
-          <w:rFonts w:ascii="Times New Roman" w:eastAsia="Times New Roman" w:hAnsi="Times New Roman" w:cs="Times New Roman"/>
-          <w:color w:val="000000"/>
-          <w:lang w:val="en-GB"/>
-        </w:rPr>
-        <w:t xml:space="preserve"> to use when there may already be an instance with the same ID in the session.</w:t>
-      </w:r>
-    </w:p>
-    <w:p>
-      <w:pPr>
-        <w:spacing w:after="0" w:line="240" w:lineRule="auto"/>
-        <w:rPr>
-          <w:rFonts w:ascii="Times New Roman" w:eastAsia="Times New Roman" w:hAnsi="Times New Roman" w:cs="Times New Roman"/>
-          <w:color w:val="000000"/>
-          <w:lang w:val="en-GB"/>
-        </w:rPr>
-      </w:pPr>
-      <w:proofErr w:type="gramStart"/>
-      <w:r>
-        <w:rPr>
-          <w:rFonts w:ascii="Times New Roman" w:eastAsia="Times New Roman" w:hAnsi="Times New Roman" w:cs="Times New Roman"/>
-          <w:color w:val="000000"/>
-          <w:lang w:val="en-GB"/>
-        </w:rPr>
-        <w:t>  Copies</w:t>
-      </w:r>
-      <w:proofErr w:type="gramEnd"/>
-      <w:r>
-        <w:rPr>
-          <w:rFonts w:ascii="Times New Roman" w:eastAsia="Times New Roman" w:hAnsi="Times New Roman" w:cs="Times New Roman"/>
-          <w:color w:val="000000"/>
-          <w:lang w:val="en-GB"/>
-        </w:rPr>
-        <w:t xml:space="preserve"> values from the detached object to a managed instance.</w:t>
-      </w:r>
-    </w:p>
-    <w:p>
-      <w:pPr>
-        <w:spacing w:after="0" w:line="240" w:lineRule="auto"/>
-        <w:rPr>
-          <w:rFonts w:ascii="Times New Roman" w:eastAsia="Times New Roman" w:hAnsi="Times New Roman" w:cs="Times New Roman"/>
-          <w:color w:val="000000"/>
-          <w:lang w:val="en-GB"/>
-        </w:rPr>
-      </w:pPr>
-      <w:proofErr w:type="gramStart"/>
-      <w:r>
-        <w:rPr>
-          <w:rFonts w:ascii="Times New Roman" w:eastAsia="Times New Roman" w:hAnsi="Times New Roman" w:cs="Times New Roman"/>
-          <w:color w:val="000000"/>
-          <w:lang w:val="en-GB"/>
-        </w:rPr>
-        <w:t xml:space="preserve">  </w:t>
-      </w:r>
-      <w:r>
         <w:rPr>
           <w:rFonts w:ascii="Times New Roman" w:eastAsia="Times New Roman" w:hAnsi="Times New Roman" w:cs="Times New Roman"/>
           <w:b/>
           <w:bCs/>
-          <w:color w:val="000000"/>
-          <w:lang w:val="en-GB"/>
-        </w:rPr>
-        <w:t>Returns</w:t>
-      </w:r>
-      <w:proofErr w:type="gramEnd"/>
+          <w:color w:val="414141"/>
+          <w:lang w:val="en-IN"/>
+        </w:rPr>
+      </w:pPr>
       <w:r>
         <w:rPr>
           <w:rFonts w:ascii="Times New Roman" w:eastAsia="Times New Roman" w:hAnsi="Times New Roman" w:cs="Times New Roman"/>
           <w:b/>
           <w:bCs/>
-          <w:color w:val="000000"/>
-          <w:lang w:val="en-GB"/>
-        </w:rPr>
-        <w:t xml:space="preserve"> a managed instance</w:t>
-      </w:r>
-      <w:r>
-        <w:rPr>
-          <w:rFonts w:ascii="Times New Roman" w:eastAsia="Times New Roman" w:hAnsi="Times New Roman" w:cs="Times New Roman"/>
-          <w:color w:val="000000"/>
-          <w:lang w:val="en-GB"/>
-        </w:rPr>
-        <w:t xml:space="preserve"> (not necessarily the same object you passed).</w:t>
-      </w:r>
-    </w:p>
-    <w:p>
-      <w:pPr>
+          <w:color w:val="414141"/>
+          <w:lang w:val="en-IN"/>
+        </w:rPr>
+        <w:t xml:space="preserve">When to use </w:t>
+      </w:r>
+      <w:proofErr w:type="gramStart"/>
+      <w:r>
+        <w:rPr>
+          <w:rFonts w:ascii="Times New Roman" w:eastAsia="Times New Roman" w:hAnsi="Times New Roman" w:cs="Times New Roman"/>
+          <w:b/>
+          <w:bCs/>
+          <w:color w:val="414141"/>
+          <w:lang w:val="en-IN"/>
+        </w:rPr>
+        <w:t>update(</w:t>
+      </w:r>
+      <w:proofErr w:type="gramEnd"/>
+      <w:r>
+        <w:rPr>
+          <w:rFonts w:ascii="Times New Roman" w:eastAsia="Times New Roman" w:hAnsi="Times New Roman" w:cs="Times New Roman"/>
+          <w:b/>
+          <w:bCs/>
+          <w:color w:val="414141"/>
+          <w:lang w:val="en-IN"/>
+        </w:rPr>
+        <w:t>)</w:t>
+      </w:r>
+    </w:p>
+    <w:p>
+      <w:pPr>
+        <w:numPr>
+          <w:ilvl w:val="0"/>
+          <w:numId w:val="35"/>
+        </w:numPr>
         <w:spacing w:after="0" w:line="240" w:lineRule="auto"/>
         <w:rPr>
           <w:rFonts w:ascii="Times New Roman" w:eastAsia="Times New Roman" w:hAnsi="Times New Roman" w:cs="Times New Roman"/>
-          <w:color w:val="000000"/>
-          <w:lang w:val="en-GB"/>
-        </w:rPr>
-      </w:pPr>
+          <w:b/>
+          <w:bCs/>
+          <w:color w:val="414141"/>
+          <w:lang w:val="en-IN"/>
+        </w:rPr>
+      </w:pPr>
+      <w:r>
+        <w:rPr>
+          <w:rFonts w:ascii="Times New Roman" w:eastAsia="Times New Roman" w:hAnsi="Times New Roman" w:cs="Times New Roman"/>
+          <w:b/>
+          <w:bCs/>
+          <w:color w:val="414141"/>
+          <w:lang w:val="en-IN"/>
+        </w:rPr>
+        <w:t>You are 100% sure:</w:t>
+      </w:r>
+    </w:p>
+    <w:p>
+      <w:pPr>
+        <w:numPr>
+          <w:ilvl w:val="1"/>
+          <w:numId w:val="35"/>
+        </w:numPr>
+        <w:spacing w:after="0" w:line="240" w:lineRule="auto"/>
+        <w:rPr>
+          <w:rFonts w:ascii="Times New Roman" w:eastAsia="Times New Roman" w:hAnsi="Times New Roman" w:cs="Times New Roman"/>
+          <w:b/>
+          <w:bCs/>
+          <w:color w:val="414141"/>
+          <w:lang w:val="en-IN"/>
+        </w:rPr>
+      </w:pPr>
+      <w:r>
+        <w:rPr>
+          <w:rFonts w:ascii="Times New Roman" w:eastAsia="Times New Roman" w:hAnsi="Times New Roman" w:cs="Times New Roman"/>
+          <w:b/>
+          <w:bCs/>
+          <w:color w:val="414141"/>
+          <w:lang w:val="en-IN"/>
+        </w:rPr>
+        <w:t>No same entity with same ID exists in session</w:t>
+      </w:r>
+    </w:p>
+    <w:p>
+      <w:pPr>
+        <w:numPr>
+          <w:ilvl w:val="1"/>
+          <w:numId w:val="35"/>
+        </w:numPr>
+        <w:spacing w:after="0" w:line="240" w:lineRule="auto"/>
+        <w:rPr>
+          <w:rFonts w:ascii="Times New Roman" w:eastAsia="Times New Roman" w:hAnsi="Times New Roman" w:cs="Times New Roman"/>
+          <w:b/>
+          <w:bCs/>
+          <w:color w:val="414141"/>
+          <w:lang w:val="en-IN"/>
+        </w:rPr>
+      </w:pPr>
+      <w:r>
+        <w:rPr>
+          <w:rFonts w:ascii="Times New Roman" w:eastAsia="Times New Roman" w:hAnsi="Times New Roman" w:cs="Times New Roman"/>
+          <w:b/>
+          <w:bCs/>
+          <w:color w:val="414141"/>
+          <w:lang w:val="en-IN"/>
+        </w:rPr>
+        <w:t>You want strict session control</w:t>
+      </w:r>
+    </w:p>
+    <w:p>
+      <w:pPr>
+        <w:numPr>
+          <w:ilvl w:val="0"/>
+          <w:numId w:val="35"/>
+        </w:numPr>
+        <w:spacing w:after="0" w:line="240" w:lineRule="auto"/>
+        <w:rPr>
+          <w:rFonts w:ascii="Times New Roman" w:eastAsia="Times New Roman" w:hAnsi="Times New Roman" w:cs="Times New Roman"/>
+          <w:b/>
+          <w:bCs/>
+          <w:color w:val="414141"/>
+          <w:lang w:val="en-IN"/>
+        </w:rPr>
+      </w:pPr>
+      <w:r>
+        <w:rPr>
+          <w:rFonts w:ascii="Times New Roman" w:eastAsia="Times New Roman" w:hAnsi="Times New Roman" w:cs="Times New Roman"/>
+          <w:b/>
+          <w:bCs/>
+          <w:color w:val="414141"/>
+          <w:lang w:val="en-IN"/>
+        </w:rPr>
+        <w:t>Common in short session / request-per-transaction</w:t>
+      </w:r>
+    </w:p>
+    <w:p>
+      <w:pPr>
+        <w:spacing w:after="0" w:line="240" w:lineRule="auto"/>
+        <w:rPr>
+          <w:rFonts w:ascii="Times New Roman" w:eastAsia="Times New Roman" w:hAnsi="Times New Roman" w:cs="Times New Roman"/>
+          <w:b/>
+          <w:bCs/>
+          <w:color w:val="414141"/>
+        </w:rPr>
+      </w:pPr>
+    </w:p>
+    <w:p>
+      <w:pPr>
+        <w:spacing w:after="0" w:line="240" w:lineRule="auto"/>
+        <w:rPr>
+          <w:rFonts w:ascii="Times New Roman" w:eastAsia="Times New Roman" w:hAnsi="Times New Roman" w:cs="Times New Roman"/>
+          <w:b/>
+          <w:bCs/>
+          <w:color w:val="414141"/>
+          <w:lang w:val="en-IN"/>
+        </w:rPr>
+      </w:pPr>
+      <w:r>
+        <w:rPr>
+          <w:rFonts w:ascii="Times New Roman" w:eastAsia="Times New Roman" w:hAnsi="Times New Roman" w:cs="Times New Roman"/>
+          <w:b/>
+          <w:bCs/>
+          <w:color w:val="414141"/>
+          <w:lang w:val="en-IN"/>
+        </w:rPr>
+        <w:t>3️</w:t>
+      </w:r>
+      <w:r>
+        <w:rPr>
+          <w:rFonts w:ascii="Segoe UI Symbol" w:eastAsia="Times New Roman" w:hAnsi="Segoe UI Symbol" w:cs="Segoe UI Symbol"/>
+          <w:b/>
+          <w:bCs/>
+          <w:color w:val="414141"/>
+          <w:lang w:val="en-IN"/>
+        </w:rPr>
+        <w:t>⃣</w:t>
+      </w:r>
+      <w:r>
+        <w:rPr>
+          <w:rFonts w:ascii="Times New Roman" w:eastAsia="Times New Roman" w:hAnsi="Times New Roman" w:cs="Times New Roman"/>
+          <w:b/>
+          <w:bCs/>
+          <w:color w:val="414141"/>
+          <w:lang w:val="en-IN"/>
+        </w:rPr>
+        <w:t xml:space="preserve"> </w:t>
+      </w:r>
       <w:proofErr w:type="gramStart"/>
       <w:r>
         <w:rPr>
           <w:rFonts w:ascii="Times New Roman" w:eastAsia="Times New Roman" w:hAnsi="Times New Roman" w:cs="Times New Roman"/>
-          <w:color w:val="000000"/>
-          <w:lang w:val="en-GB"/>
-        </w:rPr>
-        <w:t>  Does</w:t>
+          <w:b/>
+          <w:bCs/>
+          <w:color w:val="414141"/>
+          <w:lang w:val="en-IN"/>
+        </w:rPr>
+        <w:t>merge(</w:t>
       </w:r>
       <w:proofErr w:type="gramEnd"/>
       <w:r>
         <w:rPr>
           <w:rFonts w:ascii="Times New Roman" w:eastAsia="Times New Roman" w:hAnsi="Times New Roman" w:cs="Times New Roman"/>
-          <w:color w:val="000000"/>
-          <w:lang w:val="en-GB"/>
-        </w:rPr>
-        <w:t xml:space="preserve"> not throw </w:t>
+          <w:b/>
+          <w:bCs/>
+          <w:color w:val="414141"/>
+          <w:lang w:val="en-IN"/>
+        </w:rPr>
+        <w:t>) in Hibernate</w:t>
+      </w:r>
+    </w:p>
+    <w:p>
+      <w:pPr>
+        <w:spacing w:after="0" w:line="240" w:lineRule="auto"/>
+        <w:rPr>
+          <w:rFonts w:ascii="Times New Roman" w:eastAsia="Times New Roman" w:hAnsi="Times New Roman" w:cs="Times New Roman"/>
+          <w:b/>
+          <w:bCs/>
+          <w:color w:val="414141"/>
+          <w:lang w:val="en-IN"/>
+        </w:rPr>
+      </w:pPr>
+      <w:r>
+        <w:rPr>
+          <w:rFonts w:ascii="Times New Roman" w:eastAsia="Times New Roman" w:hAnsi="Times New Roman" w:cs="Times New Roman"/>
+          <w:b/>
+          <w:bCs/>
+          <w:color w:val="414141"/>
+          <w:lang w:val="en-IN"/>
+        </w:rPr>
+        <w:t xml:space="preserve">What </w:t>
+      </w:r>
+      <w:proofErr w:type="gramStart"/>
+      <w:r>
+        <w:rPr>
+          <w:rFonts w:ascii="Times New Roman" w:eastAsia="Times New Roman" w:hAnsi="Times New Roman" w:cs="Times New Roman"/>
+          <w:b/>
+          <w:bCs/>
+          <w:color w:val="414141"/>
+          <w:lang w:val="en-IN"/>
+        </w:rPr>
+        <w:t>merge(</w:t>
+      </w:r>
+      <w:proofErr w:type="gramEnd"/>
+      <w:r>
+        <w:rPr>
+          <w:rFonts w:ascii="Times New Roman" w:eastAsia="Times New Roman" w:hAnsi="Times New Roman" w:cs="Times New Roman"/>
+          <w:b/>
+          <w:bCs/>
+          <w:color w:val="414141"/>
+          <w:lang w:val="en-IN"/>
+        </w:rPr>
+        <w:t>) does</w:t>
+      </w:r>
+    </w:p>
+    <w:p>
+      <w:pPr>
+        <w:numPr>
+          <w:ilvl w:val="0"/>
+          <w:numId w:val="36"/>
+        </w:numPr>
+        <w:spacing w:after="0" w:line="240" w:lineRule="auto"/>
+        <w:rPr>
+          <w:rFonts w:ascii="Times New Roman" w:eastAsia="Times New Roman" w:hAnsi="Times New Roman" w:cs="Times New Roman"/>
+          <w:b/>
+          <w:bCs/>
+          <w:color w:val="414141"/>
+          <w:lang w:val="en-IN"/>
+        </w:rPr>
+      </w:pPr>
+      <w:r>
+        <w:rPr>
+          <w:rFonts w:ascii="Times New Roman" w:eastAsia="Times New Roman" w:hAnsi="Times New Roman" w:cs="Times New Roman"/>
+          <w:b/>
+          <w:bCs/>
+          <w:color w:val="414141"/>
+          <w:lang w:val="en-IN"/>
+        </w:rPr>
+        <w:t>Copies state of detached entity into a new or existing managed instance</w:t>
+      </w:r>
+    </w:p>
+    <w:p>
+      <w:pPr>
+        <w:numPr>
+          <w:ilvl w:val="0"/>
+          <w:numId w:val="36"/>
+        </w:numPr>
+        <w:spacing w:after="0" w:line="240" w:lineRule="auto"/>
+        <w:rPr>
+          <w:rFonts w:ascii="Times New Roman" w:eastAsia="Times New Roman" w:hAnsi="Times New Roman" w:cs="Times New Roman"/>
+          <w:b/>
+          <w:bCs/>
+          <w:color w:val="414141"/>
+          <w:lang w:val="en-IN"/>
+        </w:rPr>
+      </w:pPr>
+      <w:r>
+        <w:rPr>
+          <w:rFonts w:ascii="Times New Roman" w:eastAsia="Times New Roman" w:hAnsi="Times New Roman" w:cs="Times New Roman"/>
+          <w:b/>
+          <w:bCs/>
+          <w:color w:val="414141"/>
+          <w:lang w:val="en-IN"/>
+        </w:rPr>
+        <w:t>Returns a managed instance</w:t>
+      </w:r>
+    </w:p>
+    <w:p>
+      <w:pPr>
+        <w:numPr>
+          <w:ilvl w:val="0"/>
+          <w:numId w:val="36"/>
+        </w:numPr>
+        <w:spacing w:after="0" w:line="240" w:lineRule="auto"/>
+        <w:rPr>
+          <w:rFonts w:ascii="Times New Roman" w:eastAsia="Times New Roman" w:hAnsi="Times New Roman" w:cs="Times New Roman"/>
+          <w:b/>
+          <w:bCs/>
+          <w:color w:val="414141"/>
+          <w:lang w:val="en-IN"/>
+        </w:rPr>
+      </w:pPr>
+      <w:r>
+        <w:rPr>
+          <w:rFonts w:ascii="Times New Roman" w:eastAsia="Times New Roman" w:hAnsi="Times New Roman" w:cs="Times New Roman"/>
+          <w:b/>
+          <w:bCs/>
+          <w:color w:val="414141"/>
+          <w:lang w:val="en-IN"/>
+        </w:rPr>
+        <w:t>Original object remains detached</w:t>
+      </w:r>
+    </w:p>
+    <w:p>
+      <w:pPr>
+        <w:pStyle w:val="Heading3"/>
+      </w:pPr>
+      <w:r>
+        <w:t>Key Characteristics</w:t>
+      </w:r>
+    </w:p>
+    <w:p>
+      <w:pPr>
+        <w:pStyle w:val="NormalWeb"/>
+      </w:pPr>
+      <w:r>
+        <w:rPr>
+          <w:rFonts w:ascii="Segoe UI Emoji" w:hAnsi="Segoe UI Emoji" w:cs="Segoe UI Emoji"/>
+        </w:rPr>
+        <w:t>✅</w:t>
+      </w:r>
+      <w:r>
+        <w:t xml:space="preserve"> Safe if session already contains entity</w:t>
+      </w:r>
+      <w:r>
+        <w:br/>
+      </w:r>
+      <w:r>
+        <w:rPr>
+          <w:rFonts w:ascii="Segoe UI Emoji" w:hAnsi="Segoe UI Emoji" w:cs="Segoe UI Emoji"/>
+        </w:rPr>
+        <w:t>✅</w:t>
+      </w:r>
+      <w:r>
+        <w:t xml:space="preserve"> No </w:t>
       </w:r>
       <w:proofErr w:type="spellStart"/>
       <w:r>
         <w:rPr>
-          <w:rFonts w:ascii="Times New Roman" w:eastAsia="Times New Roman" w:hAnsi="Times New Roman" w:cs="Times New Roman"/>
-          <w:color w:val="000000"/>
-          <w:lang w:val="en-GB"/>
+          <w:rStyle w:val="HTMLCode"/>
         </w:rPr>
         <w:t>NonUniqueObjectException</w:t>
       </w:r>
       <w:proofErr w:type="spellEnd"/>
       <w:r>
-        <w:rPr>
-          <w:rFonts w:ascii="Times New Roman" w:eastAsia="Times New Roman" w:hAnsi="Times New Roman" w:cs="Times New Roman"/>
-          <w:color w:val="000000"/>
-          <w:lang w:val="en-GB"/>
-        </w:rPr>
-        <w:t>.</w:t>
+        <w:br/>
+      </w:r>
+      <w:r>
+        <w:rPr>
+          <w:rFonts w:ascii="Segoe UI Emoji" w:hAnsi="Segoe UI Emoji" w:cs="Segoe UI Emoji"/>
+        </w:rPr>
+        <w:t>❌</w:t>
+      </w:r>
+      <w:r>
+        <w:t xml:space="preserve"> Does NOT reattach original instance</w:t>
       </w:r>
     </w:p>
     <w:p>
@@ -3772,7 +3890,9 @@
         <w:spacing w:after="0" w:line="240" w:lineRule="auto"/>
         <w:rPr>
           <w:rFonts w:ascii="Times New Roman" w:eastAsia="Times New Roman" w:hAnsi="Times New Roman" w:cs="Times New Roman"/>
-          <w:color w:val="000000"/>
+          <w:b/>
+          <w:bCs/>
+          <w:color w:val="414141"/>
         </w:rPr>
       </w:pPr>
     </w:p>
@@ -3781,15 +3901,19 @@
         <w:spacing w:after="0" w:line="240" w:lineRule="auto"/>
         <w:rPr>
           <w:rFonts w:ascii="Times New Roman" w:eastAsia="Times New Roman" w:hAnsi="Times New Roman" w:cs="Times New Roman"/>
-        </w:rPr>
-      </w:pPr>
-      <w:r>
-        <w:rPr>
-          <w:rFonts w:ascii="Times New Roman" w:eastAsia="Times New Roman" w:hAnsi="Times New Roman" w:cs="Times New Roman"/>
-          <w:color w:val="000000"/>
-        </w:rPr>
-        <w:br/>
-      </w:r>
+          <w:b/>
+          <w:bCs/>
+          <w:color w:val="414141"/>
+        </w:rPr>
+      </w:pPr>
+    </w:p>
+    <w:p>
+      <w:pPr>
+        <w:spacing w:after="0" w:line="240" w:lineRule="auto"/>
+        <w:rPr>
+          <w:rFonts w:ascii="Times New Roman" w:eastAsia="Times New Roman" w:hAnsi="Times New Roman" w:cs="Times New Roman"/>
+        </w:rPr>
+      </w:pPr>
       <w:r>
         <w:rPr>
           <w:rFonts w:ascii="Times New Roman" w:eastAsia="Times New Roman" w:hAnsi="Times New Roman" w:cs="Times New Roman"/>
@@ -3888,6 +4012,7 @@
           <w:rFonts w:ascii="Times New Roman" w:eastAsia="Times New Roman" w:hAnsi="Times New Roman" w:cs="Times New Roman"/>
           <w:color w:val="008000"/>
         </w:rPr>
+        <w:lastRenderedPageBreak/>
         <w:t>&lt;id</w:t>
       </w:r>
       <w:r>
@@ -4266,15 +4391,7 @@
           <w:color w:val="414141"/>
         </w:rPr>
         <w:br/>
-        <w:t xml:space="preserve">Essentially "inverse" indicates which end of a relationship should be ignored, so when persisting a parent </w:t>
-      </w:r>
-      <w:r>
-        <w:rPr>
-          <w:rFonts w:ascii="Times New Roman" w:eastAsia="Times New Roman" w:hAnsi="Times New Roman" w:cs="Times New Roman"/>
-          <w:color w:val="414141"/>
-        </w:rPr>
-        <w:lastRenderedPageBreak/>
-        <w:t>who has a collection of children, should you ask the parent for its list of children, or ask the children who the parents are?</w:t>
+        <w:t>Essentially "inverse" indicates which end of a relationship should be ignored, so when persisting a parent who has a collection of children, should you ask the parent for its list of children, or ask the children who the parents are?</w:t>
       </w:r>
     </w:p>
     <w:p>
@@ -5337,6 +5454,7 @@
           <w:rFonts w:ascii="Times New Roman" w:eastAsia="Times New Roman" w:hAnsi="Times New Roman" w:cs="Times New Roman"/>
           <w:color w:val="222222"/>
         </w:rPr>
+        <w:lastRenderedPageBreak/>
         <w:br/>
         <w:t xml:space="preserve">  </w:t>
       </w:r>
@@ -5736,7 +5854,6 @@
           <w:rFonts w:ascii="Times New Roman" w:eastAsia="Times New Roman" w:hAnsi="Times New Roman" w:cs="Times New Roman"/>
           <w:color w:val="800040"/>
         </w:rPr>
-        <w:lastRenderedPageBreak/>
         <w:t xml:space="preserve">List </w:t>
       </w:r>
       <w:r>
@@ -6573,6 +6690,7 @@
           <w:rFonts w:ascii="Times New Roman" w:eastAsia="Times New Roman" w:hAnsi="Times New Roman" w:cs="Times New Roman"/>
           <w:color w:val="414141"/>
         </w:rPr>
+        <w:lastRenderedPageBreak/>
         <w:t>The properties that are not mapped to a column, but calculated at runtime by evaluation of an expression are called derived properties. The expression can be defined using the formula attribute of the element.</w:t>
       </w:r>
     </w:p>
@@ -6741,7 +6859,6 @@
           <w:rFonts w:ascii="Times New Roman" w:eastAsia="Times New Roman" w:hAnsi="Times New Roman" w:cs="Times New Roman"/>
           <w:noProof/>
         </w:rPr>
-        <w:lastRenderedPageBreak/>
         <w:drawing>
           <wp:inline distT="0" distB="0" distL="0" distR="0" wp14:anchorId="0EAB3523" wp14:editId="59224B04">
             <wp:extent cx="6114415" cy="3951605"/>
@@ -7031,6 +7148,7 @@
                 <w:rFonts w:ascii="Times New Roman" w:eastAsia="Times New Roman" w:hAnsi="Times New Roman" w:cs="Times New Roman"/>
                 <w:color w:val="414141"/>
               </w:rPr>
+              <w:lastRenderedPageBreak/>
               <w:t xml:space="preserve">A sorted collection is sorting a collection </w:t>
             </w:r>
             <w:r>
@@ -7276,7 +7394,6 @@
           <w:bCs/>
           <w:color w:val="FF0000"/>
         </w:rPr>
-        <w:lastRenderedPageBreak/>
         <w:t xml:space="preserve">31. What is the advantage of Hibernate over </w:t>
       </w:r>
       <w:proofErr w:type="spellStart"/>
@@ -7801,6 +7918,7 @@
                 <w:rFonts w:ascii="Times New Roman" w:eastAsia="Times New Roman" w:hAnsi="Times New Roman" w:cs="Times New Roman"/>
                 <w:color w:val="414141"/>
               </w:rPr>
+              <w:lastRenderedPageBreak/>
               <w:t>With JDBC, caching is maintained by hand-coding.  </w:t>
             </w:r>
           </w:p>
@@ -7929,7 +8047,6 @@
           <w:bCs/>
           <w:color w:val="414141"/>
         </w:rPr>
-        <w:lastRenderedPageBreak/>
         <w:t xml:space="preserve">32. </w:t>
       </w:r>
       <w:r>
@@ -8607,7 +8724,6 @@
           <w:rFonts w:ascii="Times New Roman" w:eastAsia="Times New Roman" w:hAnsi="Times New Roman" w:cs="Times New Roman"/>
           <w:color w:val="222222"/>
         </w:rPr>
-        <w:lastRenderedPageBreak/>
         <w:t>dynamic-update</w:t>
       </w:r>
       <w:r>
@@ -9031,6 +9147,7 @@
           <w:rFonts w:ascii="Times New Roman" w:eastAsia="Times New Roman" w:hAnsi="Times New Roman" w:cs="Times New Roman"/>
           <w:color w:val="414141"/>
         </w:rPr>
+        <w:lastRenderedPageBreak/>
         <w:t>Detached -The instance was associated with a persistence context which has been closed – currently not associated</w:t>
       </w:r>
       <w:r>
@@ -9647,7 +9764,6 @@
                 <w:bCs/>
                 <w:color w:val="414141"/>
               </w:rPr>
-              <w:lastRenderedPageBreak/>
               <w:t>Provides callback support</w:t>
             </w:r>
             <w:r>
@@ -10047,7 +10163,16 @@
           <w:sz w:val="22"/>
           <w:szCs w:val="22"/>
         </w:rPr>
-        <w:t>Hibernate provides reference implementation of Java Persistence API, that makes it a great choice as ORM tool with benefits of loose coupling. We can use Hibernate persistence API for CRUD operations. Hibernate framework provide option to map plain old java objects to traditional database tables with the use of JPA annotations as well as XML based configuration.</w:t>
+        <w:t xml:space="preserve">Hibernate provides reference implementation of Java Persistence API, that makes it a great choice as ORM tool with benefits of loose coupling. We can use Hibernate persistence API for CRUD </w:t>
+      </w:r>
+      <w:r>
+        <w:rPr>
+          <w:color w:val="333333"/>
+          <w:sz w:val="22"/>
+          <w:szCs w:val="22"/>
+        </w:rPr>
+        <w:lastRenderedPageBreak/>
+        <w:t>operations. Hibernate framework provide option to map plain old java objects to traditional database tables with the use of JPA annotations as well as XML based configuration.</w:t>
       </w:r>
     </w:p>
     <w:p>
@@ -10174,7 +10299,6 @@
           <w:sz w:val="22"/>
           <w:szCs w:val="22"/>
         </w:rPr>
-        <w:lastRenderedPageBreak/>
         <w:t xml:space="preserve">JPA specifications is defined with annotations in </w:t>
       </w:r>
       <w:proofErr w:type="spellStart"/>
@@ -10469,6 +10593,7 @@
           <w:sz w:val="22"/>
           <w:szCs w:val="22"/>
         </w:rPr>
+        <w:lastRenderedPageBreak/>
         <w:t>Overall hibernate is the best choice in current market for ORM tool, it contains all the features that you will ever need in an ORM tool.</w:t>
       </w:r>
     </w:p>
@@ -10592,7 +10717,6 @@
           <w:rFonts w:ascii="Times New Roman" w:hAnsi="Times New Roman" w:cs="Times New Roman"/>
           <w:color w:val="333333"/>
         </w:rPr>
-        <w:lastRenderedPageBreak/>
         <w:t>Hibernate implicitly provides transaction management, in fact most of the queries can’t be executed outside transaction. In JDBC API, we need to write code for transaction management using commit and rollback. Read more at</w:t>
       </w:r>
       <w:r>
@@ -10969,6 +11093,7 @@
           <w:color w:val="333333"/>
           <w:bdr w:val="none" w:sz="0" w:space="0" w:color="auto" w:frame="1"/>
         </w:rPr>
+        <w:lastRenderedPageBreak/>
         <w:t>SessionFactory</w:t>
       </w:r>
       <w:proofErr w:type="spellEnd"/>
@@ -11196,7 +11321,6 @@
           <w:color w:val="333333"/>
           <w:bdr w:val="none" w:sz="0" w:space="0" w:color="auto" w:frame="1"/>
         </w:rPr>
-        <w:lastRenderedPageBreak/>
         <w:t>Transaction (</w:t>
       </w:r>
       <w:proofErr w:type="spellStart"/>
@@ -11627,6 +11751,7 @@
           <w:color w:val="333333"/>
           <w:bdr w:val="none" w:sz="0" w:space="0" w:color="auto" w:frame="1"/>
         </w:rPr>
+        <w:lastRenderedPageBreak/>
         <w:t>javax.persistence</w:t>
       </w:r>
       <w:proofErr w:type="gramEnd"/>
@@ -12082,7 +12207,6 @@
           <w:color w:val="333333"/>
           <w:bdr w:val="none" w:sz="0" w:space="0" w:color="auto" w:frame="1"/>
         </w:rPr>
-        <w:lastRenderedPageBreak/>
         <w:t>javax.persistence</w:t>
       </w:r>
       <w:proofErr w:type="gramEnd"/>
@@ -12463,6 +12587,7 @@
               <w:rPr>
                 <w:rFonts w:ascii="Times New Roman" w:hAnsi="Times New Roman" w:cs="Times New Roman"/>
               </w:rPr>
+              <w:lastRenderedPageBreak/>
               <w:t>15</w:t>
             </w:r>
           </w:p>
@@ -12567,7 +12692,6 @@
               <w:rPr>
                 <w:rFonts w:ascii="Times New Roman" w:hAnsi="Times New Roman" w:cs="Times New Roman"/>
               </w:rPr>
-              <w:lastRenderedPageBreak/>
               <w:t>23</w:t>
             </w:r>
           </w:p>
@@ -13263,6 +13387,7 @@
                 <w:rStyle w:val="HTMLCode"/>
                 <w:rFonts w:ascii="Times New Roman" w:eastAsiaTheme="minorHAnsi" w:hAnsi="Times New Roman" w:cs="Times New Roman"/>
               </w:rPr>
+              <w:lastRenderedPageBreak/>
               <w:t>@Entity</w:t>
             </w:r>
           </w:p>
@@ -13535,7 +13660,6 @@
               <w:rPr>
                 <w:rFonts w:ascii="Times New Roman" w:hAnsi="Times New Roman" w:cs="Times New Roman"/>
               </w:rPr>
-              <w:lastRenderedPageBreak/>
               <w:t> </w:t>
             </w:r>
           </w:p>
@@ -13907,6 +14031,7 @@
               <w:rPr>
                 <w:rFonts w:ascii="Times New Roman" w:hAnsi="Times New Roman" w:cs="Times New Roman"/>
               </w:rPr>
+              <w:lastRenderedPageBreak/>
               <w:t>7</w:t>
             </w:r>
           </w:p>
@@ -14011,241 +14136,241 @@
               <w:rPr>
                 <w:rFonts w:ascii="Times New Roman" w:hAnsi="Times New Roman" w:cs="Times New Roman"/>
               </w:rPr>
+              <w:t>15</w:t>
+            </w:r>
+          </w:p>
+          <w:p>
+            <w:pPr>
+              <w:rPr>
+                <w:rFonts w:ascii="Times New Roman" w:hAnsi="Times New Roman" w:cs="Times New Roman"/>
+              </w:rPr>
+            </w:pPr>
+            <w:r>
+              <w:rPr>
+                <w:rFonts w:ascii="Times New Roman" w:hAnsi="Times New Roman" w:cs="Times New Roman"/>
+              </w:rPr>
+              <w:t>16</w:t>
+            </w:r>
+          </w:p>
+          <w:p>
+            <w:pPr>
+              <w:rPr>
+                <w:rFonts w:ascii="Times New Roman" w:hAnsi="Times New Roman" w:cs="Times New Roman"/>
+              </w:rPr>
+            </w:pPr>
+            <w:r>
+              <w:rPr>
+                <w:rFonts w:ascii="Times New Roman" w:hAnsi="Times New Roman" w:cs="Times New Roman"/>
+              </w:rPr>
+              <w:t>17</w:t>
+            </w:r>
+          </w:p>
+          <w:p>
+            <w:pPr>
+              <w:rPr>
+                <w:rFonts w:ascii="Times New Roman" w:hAnsi="Times New Roman" w:cs="Times New Roman"/>
+              </w:rPr>
+            </w:pPr>
+            <w:r>
+              <w:rPr>
+                <w:rFonts w:ascii="Times New Roman" w:hAnsi="Times New Roman" w:cs="Times New Roman"/>
+              </w:rPr>
+              <w:t>18</w:t>
+            </w:r>
+          </w:p>
+          <w:p>
+            <w:pPr>
+              <w:rPr>
+                <w:rFonts w:ascii="Times New Roman" w:hAnsi="Times New Roman" w:cs="Times New Roman"/>
+              </w:rPr>
+            </w:pPr>
+            <w:r>
+              <w:rPr>
+                <w:rFonts w:ascii="Times New Roman" w:hAnsi="Times New Roman" w:cs="Times New Roman"/>
+              </w:rPr>
+              <w:t>19</w:t>
+            </w:r>
+          </w:p>
+          <w:p>
+            <w:pPr>
+              <w:rPr>
+                <w:rFonts w:ascii="Times New Roman" w:hAnsi="Times New Roman" w:cs="Times New Roman"/>
+              </w:rPr>
+            </w:pPr>
+            <w:r>
+              <w:rPr>
+                <w:rFonts w:ascii="Times New Roman" w:hAnsi="Times New Roman" w:cs="Times New Roman"/>
+              </w:rPr>
+              <w:t>20</w:t>
+            </w:r>
+          </w:p>
+          <w:p>
+            <w:pPr>
+              <w:rPr>
+                <w:rFonts w:ascii="Times New Roman" w:hAnsi="Times New Roman" w:cs="Times New Roman"/>
+              </w:rPr>
+            </w:pPr>
+            <w:r>
+              <w:rPr>
+                <w:rFonts w:ascii="Times New Roman" w:hAnsi="Times New Roman" w:cs="Times New Roman"/>
+              </w:rPr>
+              <w:t>21</w:t>
+            </w:r>
+          </w:p>
+          <w:p>
+            <w:pPr>
+              <w:rPr>
+                <w:rFonts w:ascii="Times New Roman" w:hAnsi="Times New Roman" w:cs="Times New Roman"/>
+              </w:rPr>
+            </w:pPr>
+            <w:r>
+              <w:rPr>
+                <w:rFonts w:ascii="Times New Roman" w:hAnsi="Times New Roman" w:cs="Times New Roman"/>
+              </w:rPr>
+              <w:t>22</w:t>
+            </w:r>
+          </w:p>
+          <w:p>
+            <w:pPr>
+              <w:rPr>
+                <w:rFonts w:ascii="Times New Roman" w:hAnsi="Times New Roman" w:cs="Times New Roman"/>
+              </w:rPr>
+            </w:pPr>
+            <w:r>
+              <w:rPr>
+                <w:rFonts w:ascii="Times New Roman" w:hAnsi="Times New Roman" w:cs="Times New Roman"/>
+              </w:rPr>
+              <w:t>23</w:t>
+            </w:r>
+          </w:p>
+          <w:p>
+            <w:pPr>
+              <w:rPr>
+                <w:rFonts w:ascii="Times New Roman" w:hAnsi="Times New Roman" w:cs="Times New Roman"/>
+              </w:rPr>
+            </w:pPr>
+            <w:r>
+              <w:rPr>
+                <w:rFonts w:ascii="Times New Roman" w:hAnsi="Times New Roman" w:cs="Times New Roman"/>
+              </w:rPr>
+              <w:t>24</w:t>
+            </w:r>
+          </w:p>
+          <w:p>
+            <w:pPr>
+              <w:rPr>
+                <w:rFonts w:ascii="Times New Roman" w:hAnsi="Times New Roman" w:cs="Times New Roman"/>
+              </w:rPr>
+            </w:pPr>
+            <w:r>
+              <w:rPr>
+                <w:rFonts w:ascii="Times New Roman" w:hAnsi="Times New Roman" w:cs="Times New Roman"/>
+              </w:rPr>
+              <w:t>25</w:t>
+            </w:r>
+          </w:p>
+          <w:p>
+            <w:pPr>
+              <w:rPr>
+                <w:rFonts w:ascii="Times New Roman" w:hAnsi="Times New Roman" w:cs="Times New Roman"/>
+              </w:rPr>
+            </w:pPr>
+            <w:r>
+              <w:rPr>
+                <w:rFonts w:ascii="Times New Roman" w:hAnsi="Times New Roman" w:cs="Times New Roman"/>
+              </w:rPr>
+              <w:t>26</w:t>
+            </w:r>
+          </w:p>
+          <w:p>
+            <w:pPr>
+              <w:rPr>
+                <w:rFonts w:ascii="Times New Roman" w:hAnsi="Times New Roman" w:cs="Times New Roman"/>
+              </w:rPr>
+            </w:pPr>
+            <w:r>
+              <w:rPr>
+                <w:rFonts w:ascii="Times New Roman" w:hAnsi="Times New Roman" w:cs="Times New Roman"/>
+              </w:rPr>
+              <w:t>27</w:t>
+            </w:r>
+          </w:p>
+          <w:p>
+            <w:pPr>
+              <w:rPr>
+                <w:rFonts w:ascii="Times New Roman" w:hAnsi="Times New Roman" w:cs="Times New Roman"/>
+              </w:rPr>
+            </w:pPr>
+            <w:r>
+              <w:rPr>
+                <w:rFonts w:ascii="Times New Roman" w:hAnsi="Times New Roman" w:cs="Times New Roman"/>
+              </w:rPr>
+              <w:t>28</w:t>
+            </w:r>
+          </w:p>
+          <w:p>
+            <w:pPr>
+              <w:rPr>
+                <w:rFonts w:ascii="Times New Roman" w:hAnsi="Times New Roman" w:cs="Times New Roman"/>
+              </w:rPr>
+            </w:pPr>
+            <w:r>
+              <w:rPr>
+                <w:rFonts w:ascii="Times New Roman" w:hAnsi="Times New Roman" w:cs="Times New Roman"/>
+              </w:rPr>
+              <w:t>29</w:t>
+            </w:r>
+          </w:p>
+          <w:p>
+            <w:pPr>
+              <w:rPr>
+                <w:rFonts w:ascii="Times New Roman" w:hAnsi="Times New Roman" w:cs="Times New Roman"/>
+              </w:rPr>
+            </w:pPr>
+            <w:r>
+              <w:rPr>
+                <w:rFonts w:ascii="Times New Roman" w:hAnsi="Times New Roman" w:cs="Times New Roman"/>
+              </w:rPr>
+              <w:t>30</w:t>
+            </w:r>
+          </w:p>
+          <w:p>
+            <w:pPr>
+              <w:rPr>
+                <w:rFonts w:ascii="Times New Roman" w:hAnsi="Times New Roman" w:cs="Times New Roman"/>
+              </w:rPr>
+            </w:pPr>
+            <w:r>
+              <w:rPr>
+                <w:rFonts w:ascii="Times New Roman" w:hAnsi="Times New Roman" w:cs="Times New Roman"/>
+              </w:rPr>
+              <w:t>31</w:t>
+            </w:r>
+          </w:p>
+          <w:p>
+            <w:pPr>
+              <w:rPr>
+                <w:rFonts w:ascii="Times New Roman" w:hAnsi="Times New Roman" w:cs="Times New Roman"/>
+              </w:rPr>
+            </w:pPr>
+            <w:r>
+              <w:rPr>
+                <w:rFonts w:ascii="Times New Roman" w:hAnsi="Times New Roman" w:cs="Times New Roman"/>
+              </w:rPr>
+              <w:t>32</w:t>
+            </w:r>
+          </w:p>
+          <w:p>
+            <w:pPr>
+              <w:rPr>
+                <w:rFonts w:ascii="Times New Roman" w:hAnsi="Times New Roman" w:cs="Times New Roman"/>
+              </w:rPr>
+            </w:pPr>
+            <w:r>
+              <w:rPr>
+                <w:rFonts w:ascii="Times New Roman" w:hAnsi="Times New Roman" w:cs="Times New Roman"/>
+              </w:rPr>
               <w:lastRenderedPageBreak/>
-              <w:t>15</w:t>
-            </w:r>
-          </w:p>
-          <w:p>
-            <w:pPr>
-              <w:rPr>
-                <w:rFonts w:ascii="Times New Roman" w:hAnsi="Times New Roman" w:cs="Times New Roman"/>
-              </w:rPr>
-            </w:pPr>
-            <w:r>
-              <w:rPr>
-                <w:rFonts w:ascii="Times New Roman" w:hAnsi="Times New Roman" w:cs="Times New Roman"/>
-              </w:rPr>
-              <w:t>16</w:t>
-            </w:r>
-          </w:p>
-          <w:p>
-            <w:pPr>
-              <w:rPr>
-                <w:rFonts w:ascii="Times New Roman" w:hAnsi="Times New Roman" w:cs="Times New Roman"/>
-              </w:rPr>
-            </w:pPr>
-            <w:r>
-              <w:rPr>
-                <w:rFonts w:ascii="Times New Roman" w:hAnsi="Times New Roman" w:cs="Times New Roman"/>
-              </w:rPr>
-              <w:t>17</w:t>
-            </w:r>
-          </w:p>
-          <w:p>
-            <w:pPr>
-              <w:rPr>
-                <w:rFonts w:ascii="Times New Roman" w:hAnsi="Times New Roman" w:cs="Times New Roman"/>
-              </w:rPr>
-            </w:pPr>
-            <w:r>
-              <w:rPr>
-                <w:rFonts w:ascii="Times New Roman" w:hAnsi="Times New Roman" w:cs="Times New Roman"/>
-              </w:rPr>
-              <w:t>18</w:t>
-            </w:r>
-          </w:p>
-          <w:p>
-            <w:pPr>
-              <w:rPr>
-                <w:rFonts w:ascii="Times New Roman" w:hAnsi="Times New Roman" w:cs="Times New Roman"/>
-              </w:rPr>
-            </w:pPr>
-            <w:r>
-              <w:rPr>
-                <w:rFonts w:ascii="Times New Roman" w:hAnsi="Times New Roman" w:cs="Times New Roman"/>
-              </w:rPr>
-              <w:t>19</w:t>
-            </w:r>
-          </w:p>
-          <w:p>
-            <w:pPr>
-              <w:rPr>
-                <w:rFonts w:ascii="Times New Roman" w:hAnsi="Times New Roman" w:cs="Times New Roman"/>
-              </w:rPr>
-            </w:pPr>
-            <w:r>
-              <w:rPr>
-                <w:rFonts w:ascii="Times New Roman" w:hAnsi="Times New Roman" w:cs="Times New Roman"/>
-              </w:rPr>
-              <w:t>20</w:t>
-            </w:r>
-          </w:p>
-          <w:p>
-            <w:pPr>
-              <w:rPr>
-                <w:rFonts w:ascii="Times New Roman" w:hAnsi="Times New Roman" w:cs="Times New Roman"/>
-              </w:rPr>
-            </w:pPr>
-            <w:r>
-              <w:rPr>
-                <w:rFonts w:ascii="Times New Roman" w:hAnsi="Times New Roman" w:cs="Times New Roman"/>
-              </w:rPr>
-              <w:t>21</w:t>
-            </w:r>
-          </w:p>
-          <w:p>
-            <w:pPr>
-              <w:rPr>
-                <w:rFonts w:ascii="Times New Roman" w:hAnsi="Times New Roman" w:cs="Times New Roman"/>
-              </w:rPr>
-            </w:pPr>
-            <w:r>
-              <w:rPr>
-                <w:rFonts w:ascii="Times New Roman" w:hAnsi="Times New Roman" w:cs="Times New Roman"/>
-              </w:rPr>
-              <w:t>22</w:t>
-            </w:r>
-          </w:p>
-          <w:p>
-            <w:pPr>
-              <w:rPr>
-                <w:rFonts w:ascii="Times New Roman" w:hAnsi="Times New Roman" w:cs="Times New Roman"/>
-              </w:rPr>
-            </w:pPr>
-            <w:r>
-              <w:rPr>
-                <w:rFonts w:ascii="Times New Roman" w:hAnsi="Times New Roman" w:cs="Times New Roman"/>
-              </w:rPr>
-              <w:t>23</w:t>
-            </w:r>
-          </w:p>
-          <w:p>
-            <w:pPr>
-              <w:rPr>
-                <w:rFonts w:ascii="Times New Roman" w:hAnsi="Times New Roman" w:cs="Times New Roman"/>
-              </w:rPr>
-            </w:pPr>
-            <w:r>
-              <w:rPr>
-                <w:rFonts w:ascii="Times New Roman" w:hAnsi="Times New Roman" w:cs="Times New Roman"/>
-              </w:rPr>
-              <w:t>24</w:t>
-            </w:r>
-          </w:p>
-          <w:p>
-            <w:pPr>
-              <w:rPr>
-                <w:rFonts w:ascii="Times New Roman" w:hAnsi="Times New Roman" w:cs="Times New Roman"/>
-              </w:rPr>
-            </w:pPr>
-            <w:r>
-              <w:rPr>
-                <w:rFonts w:ascii="Times New Roman" w:hAnsi="Times New Roman" w:cs="Times New Roman"/>
-              </w:rPr>
-              <w:t>25</w:t>
-            </w:r>
-          </w:p>
-          <w:p>
-            <w:pPr>
-              <w:rPr>
-                <w:rFonts w:ascii="Times New Roman" w:hAnsi="Times New Roman" w:cs="Times New Roman"/>
-              </w:rPr>
-            </w:pPr>
-            <w:r>
-              <w:rPr>
-                <w:rFonts w:ascii="Times New Roman" w:hAnsi="Times New Roman" w:cs="Times New Roman"/>
-              </w:rPr>
-              <w:t>26</w:t>
-            </w:r>
-          </w:p>
-          <w:p>
-            <w:pPr>
-              <w:rPr>
-                <w:rFonts w:ascii="Times New Roman" w:hAnsi="Times New Roman" w:cs="Times New Roman"/>
-              </w:rPr>
-            </w:pPr>
-            <w:r>
-              <w:rPr>
-                <w:rFonts w:ascii="Times New Roman" w:hAnsi="Times New Roman" w:cs="Times New Roman"/>
-              </w:rPr>
-              <w:t>27</w:t>
-            </w:r>
-          </w:p>
-          <w:p>
-            <w:pPr>
-              <w:rPr>
-                <w:rFonts w:ascii="Times New Roman" w:hAnsi="Times New Roman" w:cs="Times New Roman"/>
-              </w:rPr>
-            </w:pPr>
-            <w:r>
-              <w:rPr>
-                <w:rFonts w:ascii="Times New Roman" w:hAnsi="Times New Roman" w:cs="Times New Roman"/>
-              </w:rPr>
-              <w:t>28</w:t>
-            </w:r>
-          </w:p>
-          <w:p>
-            <w:pPr>
-              <w:rPr>
-                <w:rFonts w:ascii="Times New Roman" w:hAnsi="Times New Roman" w:cs="Times New Roman"/>
-              </w:rPr>
-            </w:pPr>
-            <w:r>
-              <w:rPr>
-                <w:rFonts w:ascii="Times New Roman" w:hAnsi="Times New Roman" w:cs="Times New Roman"/>
-              </w:rPr>
-              <w:t>29</w:t>
-            </w:r>
-          </w:p>
-          <w:p>
-            <w:pPr>
-              <w:rPr>
-                <w:rFonts w:ascii="Times New Roman" w:hAnsi="Times New Roman" w:cs="Times New Roman"/>
-              </w:rPr>
-            </w:pPr>
-            <w:r>
-              <w:rPr>
-                <w:rFonts w:ascii="Times New Roman" w:hAnsi="Times New Roman" w:cs="Times New Roman"/>
-              </w:rPr>
-              <w:t>30</w:t>
-            </w:r>
-          </w:p>
-          <w:p>
-            <w:pPr>
-              <w:rPr>
-                <w:rFonts w:ascii="Times New Roman" w:hAnsi="Times New Roman" w:cs="Times New Roman"/>
-              </w:rPr>
-            </w:pPr>
-            <w:r>
-              <w:rPr>
-                <w:rFonts w:ascii="Times New Roman" w:hAnsi="Times New Roman" w:cs="Times New Roman"/>
-              </w:rPr>
-              <w:t>31</w:t>
-            </w:r>
-          </w:p>
-          <w:p>
-            <w:pPr>
-              <w:rPr>
-                <w:rFonts w:ascii="Times New Roman" w:hAnsi="Times New Roman" w:cs="Times New Roman"/>
-              </w:rPr>
-            </w:pPr>
-            <w:r>
-              <w:rPr>
-                <w:rFonts w:ascii="Times New Roman" w:hAnsi="Times New Roman" w:cs="Times New Roman"/>
-              </w:rPr>
-              <w:t>32</w:t>
-            </w:r>
-          </w:p>
-          <w:p>
-            <w:pPr>
-              <w:rPr>
-                <w:rFonts w:ascii="Times New Roman" w:hAnsi="Times New Roman" w:cs="Times New Roman"/>
-              </w:rPr>
-            </w:pPr>
-            <w:r>
-              <w:rPr>
-                <w:rFonts w:ascii="Times New Roman" w:hAnsi="Times New Roman" w:cs="Times New Roman"/>
-              </w:rPr>
               <w:t>33</w:t>
             </w:r>
           </w:p>
@@ -14533,6 +14658,7 @@
                 <w:rStyle w:val="HTMLCode"/>
                 <w:rFonts w:ascii="Times New Roman" w:eastAsiaTheme="minorHAnsi" w:hAnsi="Times New Roman" w:cs="Times New Roman"/>
               </w:rPr>
+              <w:lastRenderedPageBreak/>
               <w:t>import</w:t>
             </w:r>
             <w:r>
@@ -14892,445 +15018,445 @@
                 <w:rStyle w:val="HTMLCode"/>
                 <w:rFonts w:ascii="Times New Roman" w:eastAsiaTheme="minorHAnsi" w:hAnsi="Times New Roman" w:cs="Times New Roman"/>
               </w:rPr>
+              <w:t>@Entity</w:t>
+            </w:r>
+          </w:p>
+          <w:p>
+            <w:pPr>
+              <w:rPr>
+                <w:rFonts w:ascii="Times New Roman" w:hAnsi="Times New Roman" w:cs="Times New Roman"/>
+              </w:rPr>
+            </w:pPr>
+            <w:r>
+              <w:rPr>
+                <w:rStyle w:val="HTMLCode"/>
+                <w:rFonts w:ascii="Times New Roman" w:eastAsiaTheme="minorHAnsi" w:hAnsi="Times New Roman" w:cs="Times New Roman"/>
+              </w:rPr>
+              <w:t>@</w:t>
+            </w:r>
+            <w:proofErr w:type="gramStart"/>
+            <w:r>
+              <w:rPr>
+                <w:rStyle w:val="HTMLCode"/>
+                <w:rFonts w:ascii="Times New Roman" w:eastAsiaTheme="minorHAnsi" w:hAnsi="Times New Roman" w:cs="Times New Roman"/>
+              </w:rPr>
+              <w:t>Table(</w:t>
+            </w:r>
+            <w:proofErr w:type="gramEnd"/>
+            <w:r>
+              <w:rPr>
+                <w:rStyle w:val="HTMLCode"/>
+                <w:rFonts w:ascii="Times New Roman" w:eastAsiaTheme="minorHAnsi" w:hAnsi="Times New Roman" w:cs="Times New Roman"/>
+              </w:rPr>
+              <w:t>name = "ADDRESS")</w:t>
+            </w:r>
+          </w:p>
+          <w:p>
+            <w:pPr>
+              <w:rPr>
+                <w:rFonts w:ascii="Times New Roman" w:hAnsi="Times New Roman" w:cs="Times New Roman"/>
+              </w:rPr>
+            </w:pPr>
+            <w:r>
+              <w:rPr>
+                <w:rStyle w:val="HTMLCode"/>
+                <w:rFonts w:ascii="Times New Roman" w:eastAsiaTheme="minorHAnsi" w:hAnsi="Times New Roman" w:cs="Times New Roman"/>
+              </w:rPr>
+              <w:t>@</w:t>
+            </w:r>
+            <w:proofErr w:type="gramStart"/>
+            <w:r>
+              <w:rPr>
+                <w:rStyle w:val="HTMLCode"/>
+                <w:rFonts w:ascii="Times New Roman" w:eastAsiaTheme="minorHAnsi" w:hAnsi="Times New Roman" w:cs="Times New Roman"/>
+              </w:rPr>
+              <w:t>Access(</w:t>
+            </w:r>
+            <w:proofErr w:type="gramEnd"/>
+            <w:r>
+              <w:rPr>
+                <w:rStyle w:val="HTMLCode"/>
+                <w:rFonts w:ascii="Times New Roman" w:eastAsiaTheme="minorHAnsi" w:hAnsi="Times New Roman" w:cs="Times New Roman"/>
+              </w:rPr>
+              <w:t>value=AccessType.FIELD)</w:t>
+            </w:r>
+          </w:p>
+          <w:p>
+            <w:pPr>
+              <w:rPr>
+                <w:rFonts w:ascii="Times New Roman" w:hAnsi="Times New Roman" w:cs="Times New Roman"/>
+              </w:rPr>
+            </w:pPr>
+            <w:r>
+              <w:rPr>
+                <w:rStyle w:val="HTMLCode"/>
+                <w:rFonts w:ascii="Times New Roman" w:eastAsiaTheme="minorHAnsi" w:hAnsi="Times New Roman" w:cs="Times New Roman"/>
+              </w:rPr>
+              <w:t>public</w:t>
+            </w:r>
+            <w:r>
+              <w:rPr>
+                <w:rFonts w:ascii="Times New Roman" w:hAnsi="Times New Roman" w:cs="Times New Roman"/>
+              </w:rPr>
+              <w:t xml:space="preserve"> </w:t>
+            </w:r>
+            <w:r>
+              <w:rPr>
+                <w:rStyle w:val="HTMLCode"/>
+                <w:rFonts w:ascii="Times New Roman" w:eastAsiaTheme="minorHAnsi" w:hAnsi="Times New Roman" w:cs="Times New Roman"/>
+              </w:rPr>
+              <w:t>class</w:t>
+            </w:r>
+            <w:r>
+              <w:rPr>
+                <w:rFonts w:ascii="Times New Roman" w:hAnsi="Times New Roman" w:cs="Times New Roman"/>
+              </w:rPr>
+              <w:t xml:space="preserve"> </w:t>
+            </w:r>
+            <w:r>
+              <w:rPr>
+                <w:rStyle w:val="HTMLCode"/>
+                <w:rFonts w:ascii="Times New Roman" w:eastAsiaTheme="minorHAnsi" w:hAnsi="Times New Roman" w:cs="Times New Roman"/>
+              </w:rPr>
+              <w:t>Address {</w:t>
+            </w:r>
+          </w:p>
+          <w:p>
+            <w:pPr>
+              <w:rPr>
+                <w:rFonts w:ascii="Times New Roman" w:hAnsi="Times New Roman" w:cs="Times New Roman"/>
+              </w:rPr>
+            </w:pPr>
+            <w:r>
+              <w:rPr>
+                <w:rFonts w:ascii="Times New Roman" w:hAnsi="Times New Roman" w:cs="Times New Roman"/>
+              </w:rPr>
+              <w:t> </w:t>
+            </w:r>
+          </w:p>
+          <w:p>
+            <w:pPr>
+              <w:rPr>
+                <w:rFonts w:ascii="Times New Roman" w:hAnsi="Times New Roman" w:cs="Times New Roman"/>
+              </w:rPr>
+            </w:pPr>
+            <w:r>
+              <w:rPr>
+                <w:rStyle w:val="HTMLCode"/>
+                <w:rFonts w:ascii="Times New Roman" w:eastAsiaTheme="minorHAnsi" w:hAnsi="Times New Roman" w:cs="Times New Roman"/>
+              </w:rPr>
+              <w:t>    @Id</w:t>
+            </w:r>
+          </w:p>
+          <w:p>
+            <w:pPr>
+              <w:rPr>
+                <w:rFonts w:ascii="Times New Roman" w:hAnsi="Times New Roman" w:cs="Times New Roman"/>
+              </w:rPr>
+            </w:pPr>
+            <w:r>
+              <w:rPr>
+                <w:rStyle w:val="HTMLCode"/>
+                <w:rFonts w:ascii="Times New Roman" w:eastAsiaTheme="minorHAnsi" w:hAnsi="Times New Roman" w:cs="Times New Roman"/>
+              </w:rPr>
+              <w:t>    @</w:t>
+            </w:r>
+            <w:proofErr w:type="gramStart"/>
+            <w:r>
+              <w:rPr>
+                <w:rStyle w:val="HTMLCode"/>
+                <w:rFonts w:ascii="Times New Roman" w:eastAsiaTheme="minorHAnsi" w:hAnsi="Times New Roman" w:cs="Times New Roman"/>
+              </w:rPr>
+              <w:t>Column(</w:t>
+            </w:r>
+            <w:proofErr w:type="gramEnd"/>
+            <w:r>
+              <w:rPr>
+                <w:rStyle w:val="HTMLCode"/>
+                <w:rFonts w:ascii="Times New Roman" w:eastAsiaTheme="minorHAnsi" w:hAnsi="Times New Roman" w:cs="Times New Roman"/>
+              </w:rPr>
+              <w:t>name = "</w:t>
+            </w:r>
+            <w:proofErr w:type="spellStart"/>
+            <w:r>
+              <w:rPr>
+                <w:rStyle w:val="HTMLCode"/>
+                <w:rFonts w:ascii="Times New Roman" w:eastAsiaTheme="minorHAnsi" w:hAnsi="Times New Roman" w:cs="Times New Roman"/>
+              </w:rPr>
+              <w:t>emp_id</w:t>
+            </w:r>
+            <w:proofErr w:type="spellEnd"/>
+            <w:r>
+              <w:rPr>
+                <w:rStyle w:val="HTMLCode"/>
+                <w:rFonts w:ascii="Times New Roman" w:eastAsiaTheme="minorHAnsi" w:hAnsi="Times New Roman" w:cs="Times New Roman"/>
+              </w:rPr>
+              <w:t>", unique = true, nullable = false)</w:t>
+            </w:r>
+          </w:p>
+          <w:p>
+            <w:pPr>
+              <w:rPr>
+                <w:rFonts w:ascii="Times New Roman" w:hAnsi="Times New Roman" w:cs="Times New Roman"/>
+              </w:rPr>
+            </w:pPr>
+            <w:r>
+              <w:rPr>
+                <w:rStyle w:val="HTMLCode"/>
+                <w:rFonts w:ascii="Times New Roman" w:eastAsiaTheme="minorHAnsi" w:hAnsi="Times New Roman" w:cs="Times New Roman"/>
+              </w:rPr>
+              <w:t>    @</w:t>
+            </w:r>
+            <w:proofErr w:type="gramStart"/>
+            <w:r>
+              <w:rPr>
+                <w:rStyle w:val="HTMLCode"/>
+                <w:rFonts w:ascii="Times New Roman" w:eastAsiaTheme="minorHAnsi" w:hAnsi="Times New Roman" w:cs="Times New Roman"/>
+              </w:rPr>
+              <w:t>GeneratedValue(</w:t>
+            </w:r>
+            <w:proofErr w:type="gramEnd"/>
+            <w:r>
+              <w:rPr>
+                <w:rStyle w:val="HTMLCode"/>
+                <w:rFonts w:ascii="Times New Roman" w:eastAsiaTheme="minorHAnsi" w:hAnsi="Times New Roman" w:cs="Times New Roman"/>
+              </w:rPr>
+              <w:t>generator = "gen")</w:t>
+            </w:r>
+          </w:p>
+          <w:p>
+            <w:pPr>
+              <w:rPr>
+                <w:rFonts w:ascii="Times New Roman" w:hAnsi="Times New Roman" w:cs="Times New Roman"/>
+              </w:rPr>
+            </w:pPr>
+            <w:r>
+              <w:rPr>
+                <w:rStyle w:val="HTMLCode"/>
+                <w:rFonts w:ascii="Times New Roman" w:eastAsiaTheme="minorHAnsi" w:hAnsi="Times New Roman" w:cs="Times New Roman"/>
+              </w:rPr>
+              <w:t>    @GenericGenerator(name = "gen", strategy = "foreign", parameters = { @Parameter(name = "property", value = "employee") })</w:t>
+            </w:r>
+          </w:p>
+          <w:p>
+            <w:pPr>
+              <w:rPr>
+                <w:rFonts w:ascii="Times New Roman" w:hAnsi="Times New Roman" w:cs="Times New Roman"/>
+              </w:rPr>
+            </w:pPr>
+            <w:r>
+              <w:rPr>
+                <w:rStyle w:val="HTMLCode"/>
+                <w:rFonts w:ascii="Times New Roman" w:eastAsiaTheme="minorHAnsi" w:hAnsi="Times New Roman" w:cs="Times New Roman"/>
+              </w:rPr>
+              <w:t>    private</w:t>
+            </w:r>
+            <w:r>
+              <w:rPr>
+                <w:rFonts w:ascii="Times New Roman" w:hAnsi="Times New Roman" w:cs="Times New Roman"/>
+              </w:rPr>
+              <w:t xml:space="preserve"> </w:t>
+            </w:r>
+            <w:r>
+              <w:rPr>
+                <w:rStyle w:val="HTMLCode"/>
+                <w:rFonts w:ascii="Times New Roman" w:eastAsiaTheme="minorHAnsi" w:hAnsi="Times New Roman" w:cs="Times New Roman"/>
+              </w:rPr>
+              <w:t>long</w:t>
+            </w:r>
+            <w:r>
+              <w:rPr>
+                <w:rFonts w:ascii="Times New Roman" w:hAnsi="Times New Roman" w:cs="Times New Roman"/>
+              </w:rPr>
+              <w:t xml:space="preserve"> </w:t>
+            </w:r>
+            <w:r>
+              <w:rPr>
+                <w:rStyle w:val="HTMLCode"/>
+                <w:rFonts w:ascii="Times New Roman" w:eastAsiaTheme="minorHAnsi" w:hAnsi="Times New Roman" w:cs="Times New Roman"/>
+              </w:rPr>
+              <w:t>id;</w:t>
+            </w:r>
+          </w:p>
+          <w:p>
+            <w:pPr>
+              <w:rPr>
+                <w:rFonts w:ascii="Times New Roman" w:hAnsi="Times New Roman" w:cs="Times New Roman"/>
+              </w:rPr>
+            </w:pPr>
+            <w:r>
+              <w:rPr>
+                <w:rFonts w:ascii="Times New Roman" w:hAnsi="Times New Roman" w:cs="Times New Roman"/>
+              </w:rPr>
+              <w:t> </w:t>
+            </w:r>
+          </w:p>
+          <w:p>
+            <w:pPr>
+              <w:rPr>
+                <w:rFonts w:ascii="Times New Roman" w:hAnsi="Times New Roman" w:cs="Times New Roman"/>
+              </w:rPr>
+            </w:pPr>
+            <w:r>
+              <w:rPr>
+                <w:rStyle w:val="HTMLCode"/>
+                <w:rFonts w:ascii="Times New Roman" w:eastAsiaTheme="minorHAnsi" w:hAnsi="Times New Roman" w:cs="Times New Roman"/>
+              </w:rPr>
+              <w:t>    @</w:t>
+            </w:r>
+            <w:proofErr w:type="gramStart"/>
+            <w:r>
+              <w:rPr>
+                <w:rStyle w:val="HTMLCode"/>
+                <w:rFonts w:ascii="Times New Roman" w:eastAsiaTheme="minorHAnsi" w:hAnsi="Times New Roman" w:cs="Times New Roman"/>
+              </w:rPr>
+              <w:t>Column(</w:t>
+            </w:r>
+            <w:proofErr w:type="gramEnd"/>
+            <w:r>
+              <w:rPr>
+                <w:rStyle w:val="HTMLCode"/>
+                <w:rFonts w:ascii="Times New Roman" w:eastAsiaTheme="minorHAnsi" w:hAnsi="Times New Roman" w:cs="Times New Roman"/>
+              </w:rPr>
+              <w:t>name = "address_line1")</w:t>
+            </w:r>
+          </w:p>
+          <w:p>
+            <w:pPr>
+              <w:rPr>
+                <w:rFonts w:ascii="Times New Roman" w:hAnsi="Times New Roman" w:cs="Times New Roman"/>
+              </w:rPr>
+            </w:pPr>
+            <w:r>
+              <w:rPr>
+                <w:rStyle w:val="HTMLCode"/>
+                <w:rFonts w:ascii="Times New Roman" w:eastAsiaTheme="minorHAnsi" w:hAnsi="Times New Roman" w:cs="Times New Roman"/>
+              </w:rPr>
+              <w:t>    private</w:t>
+            </w:r>
+            <w:r>
+              <w:rPr>
+                <w:rFonts w:ascii="Times New Roman" w:hAnsi="Times New Roman" w:cs="Times New Roman"/>
+              </w:rPr>
+              <w:t xml:space="preserve"> </w:t>
+            </w:r>
+            <w:r>
+              <w:rPr>
+                <w:rStyle w:val="HTMLCode"/>
+                <w:rFonts w:ascii="Times New Roman" w:eastAsiaTheme="minorHAnsi" w:hAnsi="Times New Roman" w:cs="Times New Roman"/>
+              </w:rPr>
+              <w:t>String addressLine1;</w:t>
+            </w:r>
+          </w:p>
+          <w:p>
+            <w:pPr>
+              <w:rPr>
+                <w:rFonts w:ascii="Times New Roman" w:hAnsi="Times New Roman" w:cs="Times New Roman"/>
+              </w:rPr>
+            </w:pPr>
+            <w:r>
+              <w:rPr>
+                <w:rFonts w:ascii="Times New Roman" w:hAnsi="Times New Roman" w:cs="Times New Roman"/>
+              </w:rPr>
+              <w:t> </w:t>
+            </w:r>
+          </w:p>
+          <w:p>
+            <w:pPr>
+              <w:rPr>
+                <w:rFonts w:ascii="Times New Roman" w:hAnsi="Times New Roman" w:cs="Times New Roman"/>
+              </w:rPr>
+            </w:pPr>
+            <w:r>
+              <w:rPr>
+                <w:rStyle w:val="HTMLCode"/>
+                <w:rFonts w:ascii="Times New Roman" w:eastAsiaTheme="minorHAnsi" w:hAnsi="Times New Roman" w:cs="Times New Roman"/>
+              </w:rPr>
+              <w:t>    @OneToOne</w:t>
+            </w:r>
+          </w:p>
+          <w:p>
+            <w:pPr>
+              <w:rPr>
+                <w:rFonts w:ascii="Times New Roman" w:hAnsi="Times New Roman" w:cs="Times New Roman"/>
+              </w:rPr>
+            </w:pPr>
+            <w:r>
+              <w:rPr>
+                <w:rStyle w:val="HTMLCode"/>
+                <w:rFonts w:ascii="Times New Roman" w:eastAsiaTheme="minorHAnsi" w:hAnsi="Times New Roman" w:cs="Times New Roman"/>
+              </w:rPr>
+              <w:t>    @PrimaryKeyJoinColumn</w:t>
+            </w:r>
+          </w:p>
+          <w:p>
+            <w:pPr>
+              <w:rPr>
+                <w:rFonts w:ascii="Times New Roman" w:hAnsi="Times New Roman" w:cs="Times New Roman"/>
+              </w:rPr>
+            </w:pPr>
+            <w:r>
+              <w:rPr>
+                <w:rStyle w:val="HTMLCode"/>
+                <w:rFonts w:ascii="Times New Roman" w:eastAsiaTheme="minorHAnsi" w:hAnsi="Times New Roman" w:cs="Times New Roman"/>
+              </w:rPr>
+              <w:t>    private</w:t>
+            </w:r>
+            <w:r>
+              <w:rPr>
+                <w:rFonts w:ascii="Times New Roman" w:hAnsi="Times New Roman" w:cs="Times New Roman"/>
+              </w:rPr>
+              <w:t xml:space="preserve"> </w:t>
+            </w:r>
+            <w:r>
+              <w:rPr>
+                <w:rStyle w:val="HTMLCode"/>
+                <w:rFonts w:ascii="Times New Roman" w:eastAsiaTheme="minorHAnsi" w:hAnsi="Times New Roman" w:cs="Times New Roman"/>
+              </w:rPr>
+              <w:t xml:space="preserve">Employee </w:t>
+            </w:r>
+            <w:proofErr w:type="spellStart"/>
+            <w:r>
+              <w:rPr>
+                <w:rStyle w:val="HTMLCode"/>
+                <w:rFonts w:ascii="Times New Roman" w:eastAsiaTheme="minorHAnsi" w:hAnsi="Times New Roman" w:cs="Times New Roman"/>
+              </w:rPr>
+              <w:t>employee</w:t>
+            </w:r>
+            <w:proofErr w:type="spellEnd"/>
+            <w:r>
+              <w:rPr>
+                <w:rStyle w:val="HTMLCode"/>
+                <w:rFonts w:ascii="Times New Roman" w:eastAsiaTheme="minorHAnsi" w:hAnsi="Times New Roman" w:cs="Times New Roman"/>
+              </w:rPr>
+              <w:t>;</w:t>
+            </w:r>
+          </w:p>
+          <w:p>
+            <w:pPr>
+              <w:rPr>
+                <w:rFonts w:ascii="Times New Roman" w:hAnsi="Times New Roman" w:cs="Times New Roman"/>
+              </w:rPr>
+            </w:pPr>
+            <w:r>
+              <w:rPr>
+                <w:rFonts w:ascii="Times New Roman" w:hAnsi="Times New Roman" w:cs="Times New Roman"/>
+              </w:rPr>
+              <w:t> </w:t>
+            </w:r>
+          </w:p>
+          <w:p>
+            <w:pPr>
+              <w:rPr>
+                <w:rFonts w:ascii="Times New Roman" w:hAnsi="Times New Roman" w:cs="Times New Roman"/>
+              </w:rPr>
+            </w:pPr>
+            <w:r>
+              <w:rPr>
+                <w:rStyle w:val="HTMLCode"/>
+                <w:rFonts w:ascii="Times New Roman" w:eastAsiaTheme="minorHAnsi" w:hAnsi="Times New Roman" w:cs="Times New Roman"/>
+              </w:rPr>
               <w:lastRenderedPageBreak/>
-              <w:t>@Entity</w:t>
-            </w:r>
-          </w:p>
-          <w:p>
-            <w:pPr>
-              <w:rPr>
-                <w:rFonts w:ascii="Times New Roman" w:hAnsi="Times New Roman" w:cs="Times New Roman"/>
-              </w:rPr>
-            </w:pPr>
-            <w:r>
-              <w:rPr>
-                <w:rStyle w:val="HTMLCode"/>
-                <w:rFonts w:ascii="Times New Roman" w:eastAsiaTheme="minorHAnsi" w:hAnsi="Times New Roman" w:cs="Times New Roman"/>
-              </w:rPr>
-              <w:t>@</w:t>
-            </w:r>
-            <w:proofErr w:type="gramStart"/>
-            <w:r>
-              <w:rPr>
-                <w:rStyle w:val="HTMLCode"/>
-                <w:rFonts w:ascii="Times New Roman" w:eastAsiaTheme="minorHAnsi" w:hAnsi="Times New Roman" w:cs="Times New Roman"/>
-              </w:rPr>
-              <w:t>Table(</w:t>
-            </w:r>
-            <w:proofErr w:type="gramEnd"/>
-            <w:r>
-              <w:rPr>
-                <w:rStyle w:val="HTMLCode"/>
-                <w:rFonts w:ascii="Times New Roman" w:eastAsiaTheme="minorHAnsi" w:hAnsi="Times New Roman" w:cs="Times New Roman"/>
-              </w:rPr>
-              <w:t>name = "ADDRESS")</w:t>
-            </w:r>
-          </w:p>
-          <w:p>
-            <w:pPr>
-              <w:rPr>
-                <w:rFonts w:ascii="Times New Roman" w:hAnsi="Times New Roman" w:cs="Times New Roman"/>
-              </w:rPr>
-            </w:pPr>
-            <w:r>
-              <w:rPr>
-                <w:rStyle w:val="HTMLCode"/>
-                <w:rFonts w:ascii="Times New Roman" w:eastAsiaTheme="minorHAnsi" w:hAnsi="Times New Roman" w:cs="Times New Roman"/>
-              </w:rPr>
-              <w:t>@</w:t>
-            </w:r>
-            <w:proofErr w:type="gramStart"/>
-            <w:r>
-              <w:rPr>
-                <w:rStyle w:val="HTMLCode"/>
-                <w:rFonts w:ascii="Times New Roman" w:eastAsiaTheme="minorHAnsi" w:hAnsi="Times New Roman" w:cs="Times New Roman"/>
-              </w:rPr>
-              <w:t>Access(</w:t>
-            </w:r>
-            <w:proofErr w:type="gramEnd"/>
-            <w:r>
-              <w:rPr>
-                <w:rStyle w:val="HTMLCode"/>
-                <w:rFonts w:ascii="Times New Roman" w:eastAsiaTheme="minorHAnsi" w:hAnsi="Times New Roman" w:cs="Times New Roman"/>
-              </w:rPr>
-              <w:t>value=AccessType.FIELD)</w:t>
-            </w:r>
-          </w:p>
-          <w:p>
-            <w:pPr>
-              <w:rPr>
-                <w:rFonts w:ascii="Times New Roman" w:hAnsi="Times New Roman" w:cs="Times New Roman"/>
-              </w:rPr>
-            </w:pPr>
-            <w:r>
-              <w:rPr>
-                <w:rStyle w:val="HTMLCode"/>
-                <w:rFonts w:ascii="Times New Roman" w:eastAsiaTheme="minorHAnsi" w:hAnsi="Times New Roman" w:cs="Times New Roman"/>
-              </w:rPr>
-              <w:t>public</w:t>
-            </w:r>
-            <w:r>
-              <w:rPr>
-                <w:rFonts w:ascii="Times New Roman" w:hAnsi="Times New Roman" w:cs="Times New Roman"/>
-              </w:rPr>
-              <w:t xml:space="preserve"> </w:t>
-            </w:r>
-            <w:r>
-              <w:rPr>
-                <w:rStyle w:val="HTMLCode"/>
-                <w:rFonts w:ascii="Times New Roman" w:eastAsiaTheme="minorHAnsi" w:hAnsi="Times New Roman" w:cs="Times New Roman"/>
-              </w:rPr>
-              <w:t>class</w:t>
-            </w:r>
-            <w:r>
-              <w:rPr>
-                <w:rFonts w:ascii="Times New Roman" w:hAnsi="Times New Roman" w:cs="Times New Roman"/>
-              </w:rPr>
-              <w:t xml:space="preserve"> </w:t>
-            </w:r>
-            <w:r>
-              <w:rPr>
-                <w:rStyle w:val="HTMLCode"/>
-                <w:rFonts w:ascii="Times New Roman" w:eastAsiaTheme="minorHAnsi" w:hAnsi="Times New Roman" w:cs="Times New Roman"/>
-              </w:rPr>
-              <w:t>Address {</w:t>
-            </w:r>
-          </w:p>
-          <w:p>
-            <w:pPr>
-              <w:rPr>
-                <w:rFonts w:ascii="Times New Roman" w:hAnsi="Times New Roman" w:cs="Times New Roman"/>
-              </w:rPr>
-            </w:pPr>
-            <w:r>
-              <w:rPr>
-                <w:rFonts w:ascii="Times New Roman" w:hAnsi="Times New Roman" w:cs="Times New Roman"/>
-              </w:rPr>
-              <w:t> </w:t>
-            </w:r>
-          </w:p>
-          <w:p>
-            <w:pPr>
-              <w:rPr>
-                <w:rFonts w:ascii="Times New Roman" w:hAnsi="Times New Roman" w:cs="Times New Roman"/>
-              </w:rPr>
-            </w:pPr>
-            <w:r>
-              <w:rPr>
-                <w:rStyle w:val="HTMLCode"/>
-                <w:rFonts w:ascii="Times New Roman" w:eastAsiaTheme="minorHAnsi" w:hAnsi="Times New Roman" w:cs="Times New Roman"/>
-              </w:rPr>
-              <w:t>    @Id</w:t>
-            </w:r>
-          </w:p>
-          <w:p>
-            <w:pPr>
-              <w:rPr>
-                <w:rFonts w:ascii="Times New Roman" w:hAnsi="Times New Roman" w:cs="Times New Roman"/>
-              </w:rPr>
-            </w:pPr>
-            <w:r>
-              <w:rPr>
-                <w:rStyle w:val="HTMLCode"/>
-                <w:rFonts w:ascii="Times New Roman" w:eastAsiaTheme="minorHAnsi" w:hAnsi="Times New Roman" w:cs="Times New Roman"/>
-              </w:rPr>
-              <w:t>    @</w:t>
-            </w:r>
-            <w:proofErr w:type="gramStart"/>
-            <w:r>
-              <w:rPr>
-                <w:rStyle w:val="HTMLCode"/>
-                <w:rFonts w:ascii="Times New Roman" w:eastAsiaTheme="minorHAnsi" w:hAnsi="Times New Roman" w:cs="Times New Roman"/>
-              </w:rPr>
-              <w:t>Column(</w:t>
-            </w:r>
-            <w:proofErr w:type="gramEnd"/>
-            <w:r>
-              <w:rPr>
-                <w:rStyle w:val="HTMLCode"/>
-                <w:rFonts w:ascii="Times New Roman" w:eastAsiaTheme="minorHAnsi" w:hAnsi="Times New Roman" w:cs="Times New Roman"/>
-              </w:rPr>
-              <w:t>name = "</w:t>
-            </w:r>
-            <w:proofErr w:type="spellStart"/>
-            <w:r>
-              <w:rPr>
-                <w:rStyle w:val="HTMLCode"/>
-                <w:rFonts w:ascii="Times New Roman" w:eastAsiaTheme="minorHAnsi" w:hAnsi="Times New Roman" w:cs="Times New Roman"/>
-              </w:rPr>
-              <w:t>emp_id</w:t>
-            </w:r>
-            <w:proofErr w:type="spellEnd"/>
-            <w:r>
-              <w:rPr>
-                <w:rStyle w:val="HTMLCode"/>
-                <w:rFonts w:ascii="Times New Roman" w:eastAsiaTheme="minorHAnsi" w:hAnsi="Times New Roman" w:cs="Times New Roman"/>
-              </w:rPr>
-              <w:t>", unique = true, nullable = false)</w:t>
-            </w:r>
-          </w:p>
-          <w:p>
-            <w:pPr>
-              <w:rPr>
-                <w:rFonts w:ascii="Times New Roman" w:hAnsi="Times New Roman" w:cs="Times New Roman"/>
-              </w:rPr>
-            </w:pPr>
-            <w:r>
-              <w:rPr>
-                <w:rStyle w:val="HTMLCode"/>
-                <w:rFonts w:ascii="Times New Roman" w:eastAsiaTheme="minorHAnsi" w:hAnsi="Times New Roman" w:cs="Times New Roman"/>
-              </w:rPr>
-              <w:t>    @</w:t>
-            </w:r>
-            <w:proofErr w:type="gramStart"/>
-            <w:r>
-              <w:rPr>
-                <w:rStyle w:val="HTMLCode"/>
-                <w:rFonts w:ascii="Times New Roman" w:eastAsiaTheme="minorHAnsi" w:hAnsi="Times New Roman" w:cs="Times New Roman"/>
-              </w:rPr>
-              <w:t>GeneratedValue(</w:t>
-            </w:r>
-            <w:proofErr w:type="gramEnd"/>
-            <w:r>
-              <w:rPr>
-                <w:rStyle w:val="HTMLCode"/>
-                <w:rFonts w:ascii="Times New Roman" w:eastAsiaTheme="minorHAnsi" w:hAnsi="Times New Roman" w:cs="Times New Roman"/>
-              </w:rPr>
-              <w:t>generator = "gen")</w:t>
-            </w:r>
-          </w:p>
-          <w:p>
-            <w:pPr>
-              <w:rPr>
-                <w:rFonts w:ascii="Times New Roman" w:hAnsi="Times New Roman" w:cs="Times New Roman"/>
-              </w:rPr>
-            </w:pPr>
-            <w:r>
-              <w:rPr>
-                <w:rStyle w:val="HTMLCode"/>
-                <w:rFonts w:ascii="Times New Roman" w:eastAsiaTheme="minorHAnsi" w:hAnsi="Times New Roman" w:cs="Times New Roman"/>
-              </w:rPr>
-              <w:t>    @GenericGenerator(name = "gen", strategy = "foreign", parameters = { @Parameter(name = "property", value = "employee") })</w:t>
-            </w:r>
-          </w:p>
-          <w:p>
-            <w:pPr>
-              <w:rPr>
-                <w:rFonts w:ascii="Times New Roman" w:hAnsi="Times New Roman" w:cs="Times New Roman"/>
-              </w:rPr>
-            </w:pPr>
-            <w:r>
-              <w:rPr>
-                <w:rStyle w:val="HTMLCode"/>
-                <w:rFonts w:ascii="Times New Roman" w:eastAsiaTheme="minorHAnsi" w:hAnsi="Times New Roman" w:cs="Times New Roman"/>
-              </w:rPr>
-              <w:t>    private</w:t>
-            </w:r>
-            <w:r>
-              <w:rPr>
-                <w:rFonts w:ascii="Times New Roman" w:hAnsi="Times New Roman" w:cs="Times New Roman"/>
-              </w:rPr>
-              <w:t xml:space="preserve"> </w:t>
-            </w:r>
-            <w:r>
-              <w:rPr>
-                <w:rStyle w:val="HTMLCode"/>
-                <w:rFonts w:ascii="Times New Roman" w:eastAsiaTheme="minorHAnsi" w:hAnsi="Times New Roman" w:cs="Times New Roman"/>
-              </w:rPr>
-              <w:t>long</w:t>
-            </w:r>
-            <w:r>
-              <w:rPr>
-                <w:rFonts w:ascii="Times New Roman" w:hAnsi="Times New Roman" w:cs="Times New Roman"/>
-              </w:rPr>
-              <w:t xml:space="preserve"> </w:t>
-            </w:r>
-            <w:r>
-              <w:rPr>
-                <w:rStyle w:val="HTMLCode"/>
-                <w:rFonts w:ascii="Times New Roman" w:eastAsiaTheme="minorHAnsi" w:hAnsi="Times New Roman" w:cs="Times New Roman"/>
-              </w:rPr>
-              <w:t>id;</w:t>
-            </w:r>
-          </w:p>
-          <w:p>
-            <w:pPr>
-              <w:rPr>
-                <w:rFonts w:ascii="Times New Roman" w:hAnsi="Times New Roman" w:cs="Times New Roman"/>
-              </w:rPr>
-            </w:pPr>
-            <w:r>
-              <w:rPr>
-                <w:rFonts w:ascii="Times New Roman" w:hAnsi="Times New Roman" w:cs="Times New Roman"/>
-              </w:rPr>
-              <w:t> </w:t>
-            </w:r>
-          </w:p>
-          <w:p>
-            <w:pPr>
-              <w:rPr>
-                <w:rFonts w:ascii="Times New Roman" w:hAnsi="Times New Roman" w:cs="Times New Roman"/>
-              </w:rPr>
-            </w:pPr>
-            <w:r>
-              <w:rPr>
-                <w:rStyle w:val="HTMLCode"/>
-                <w:rFonts w:ascii="Times New Roman" w:eastAsiaTheme="minorHAnsi" w:hAnsi="Times New Roman" w:cs="Times New Roman"/>
-              </w:rPr>
-              <w:t>    @</w:t>
-            </w:r>
-            <w:proofErr w:type="gramStart"/>
-            <w:r>
-              <w:rPr>
-                <w:rStyle w:val="HTMLCode"/>
-                <w:rFonts w:ascii="Times New Roman" w:eastAsiaTheme="minorHAnsi" w:hAnsi="Times New Roman" w:cs="Times New Roman"/>
-              </w:rPr>
-              <w:t>Column(</w:t>
-            </w:r>
-            <w:proofErr w:type="gramEnd"/>
-            <w:r>
-              <w:rPr>
-                <w:rStyle w:val="HTMLCode"/>
-                <w:rFonts w:ascii="Times New Roman" w:eastAsiaTheme="minorHAnsi" w:hAnsi="Times New Roman" w:cs="Times New Roman"/>
-              </w:rPr>
-              <w:t>name = "address_line1")</w:t>
-            </w:r>
-          </w:p>
-          <w:p>
-            <w:pPr>
-              <w:rPr>
-                <w:rFonts w:ascii="Times New Roman" w:hAnsi="Times New Roman" w:cs="Times New Roman"/>
-              </w:rPr>
-            </w:pPr>
-            <w:r>
-              <w:rPr>
-                <w:rStyle w:val="HTMLCode"/>
-                <w:rFonts w:ascii="Times New Roman" w:eastAsiaTheme="minorHAnsi" w:hAnsi="Times New Roman" w:cs="Times New Roman"/>
-              </w:rPr>
-              <w:t>    private</w:t>
-            </w:r>
-            <w:r>
-              <w:rPr>
-                <w:rFonts w:ascii="Times New Roman" w:hAnsi="Times New Roman" w:cs="Times New Roman"/>
-              </w:rPr>
-              <w:t xml:space="preserve"> </w:t>
-            </w:r>
-            <w:r>
-              <w:rPr>
-                <w:rStyle w:val="HTMLCode"/>
-                <w:rFonts w:ascii="Times New Roman" w:eastAsiaTheme="minorHAnsi" w:hAnsi="Times New Roman" w:cs="Times New Roman"/>
-              </w:rPr>
-              <w:t>String addressLine1;</w:t>
-            </w:r>
-          </w:p>
-          <w:p>
-            <w:pPr>
-              <w:rPr>
-                <w:rFonts w:ascii="Times New Roman" w:hAnsi="Times New Roman" w:cs="Times New Roman"/>
-              </w:rPr>
-            </w:pPr>
-            <w:r>
-              <w:rPr>
-                <w:rFonts w:ascii="Times New Roman" w:hAnsi="Times New Roman" w:cs="Times New Roman"/>
-              </w:rPr>
-              <w:t> </w:t>
-            </w:r>
-          </w:p>
-          <w:p>
-            <w:pPr>
-              <w:rPr>
-                <w:rFonts w:ascii="Times New Roman" w:hAnsi="Times New Roman" w:cs="Times New Roman"/>
-              </w:rPr>
-            </w:pPr>
-            <w:r>
-              <w:rPr>
-                <w:rStyle w:val="HTMLCode"/>
-                <w:rFonts w:ascii="Times New Roman" w:eastAsiaTheme="minorHAnsi" w:hAnsi="Times New Roman" w:cs="Times New Roman"/>
-              </w:rPr>
-              <w:t>    @OneToOne</w:t>
-            </w:r>
-          </w:p>
-          <w:p>
-            <w:pPr>
-              <w:rPr>
-                <w:rFonts w:ascii="Times New Roman" w:hAnsi="Times New Roman" w:cs="Times New Roman"/>
-              </w:rPr>
-            </w:pPr>
-            <w:r>
-              <w:rPr>
-                <w:rStyle w:val="HTMLCode"/>
-                <w:rFonts w:ascii="Times New Roman" w:eastAsiaTheme="minorHAnsi" w:hAnsi="Times New Roman" w:cs="Times New Roman"/>
-              </w:rPr>
-              <w:t>    @PrimaryKeyJoinColumn</w:t>
-            </w:r>
-          </w:p>
-          <w:p>
-            <w:pPr>
-              <w:rPr>
-                <w:rFonts w:ascii="Times New Roman" w:hAnsi="Times New Roman" w:cs="Times New Roman"/>
-              </w:rPr>
-            </w:pPr>
-            <w:r>
-              <w:rPr>
-                <w:rStyle w:val="HTMLCode"/>
-                <w:rFonts w:ascii="Times New Roman" w:eastAsiaTheme="minorHAnsi" w:hAnsi="Times New Roman" w:cs="Times New Roman"/>
-              </w:rPr>
-              <w:t>    private</w:t>
-            </w:r>
-            <w:r>
-              <w:rPr>
-                <w:rFonts w:ascii="Times New Roman" w:hAnsi="Times New Roman" w:cs="Times New Roman"/>
-              </w:rPr>
-              <w:t xml:space="preserve"> </w:t>
-            </w:r>
-            <w:r>
-              <w:rPr>
-                <w:rStyle w:val="HTMLCode"/>
-                <w:rFonts w:ascii="Times New Roman" w:eastAsiaTheme="minorHAnsi" w:hAnsi="Times New Roman" w:cs="Times New Roman"/>
-              </w:rPr>
-              <w:t xml:space="preserve">Employee </w:t>
-            </w:r>
-            <w:proofErr w:type="spellStart"/>
-            <w:r>
-              <w:rPr>
-                <w:rStyle w:val="HTMLCode"/>
-                <w:rFonts w:ascii="Times New Roman" w:eastAsiaTheme="minorHAnsi" w:hAnsi="Times New Roman" w:cs="Times New Roman"/>
-              </w:rPr>
-              <w:t>employee</w:t>
-            </w:r>
-            <w:proofErr w:type="spellEnd"/>
-            <w:r>
-              <w:rPr>
-                <w:rStyle w:val="HTMLCode"/>
-                <w:rFonts w:ascii="Times New Roman" w:eastAsiaTheme="minorHAnsi" w:hAnsi="Times New Roman" w:cs="Times New Roman"/>
-              </w:rPr>
-              <w:t>;</w:t>
-            </w:r>
-          </w:p>
-          <w:p>
-            <w:pPr>
-              <w:rPr>
-                <w:rFonts w:ascii="Times New Roman" w:hAnsi="Times New Roman" w:cs="Times New Roman"/>
-              </w:rPr>
-            </w:pPr>
-            <w:r>
-              <w:rPr>
-                <w:rFonts w:ascii="Times New Roman" w:hAnsi="Times New Roman" w:cs="Times New Roman"/>
-              </w:rPr>
-              <w:t> </w:t>
-            </w:r>
-          </w:p>
-          <w:p>
-            <w:pPr>
-              <w:rPr>
-                <w:rFonts w:ascii="Times New Roman" w:hAnsi="Times New Roman" w:cs="Times New Roman"/>
-              </w:rPr>
-            </w:pPr>
-            <w:r>
-              <w:rPr>
-                <w:rStyle w:val="HTMLCode"/>
-                <w:rFonts w:ascii="Times New Roman" w:eastAsiaTheme="minorHAnsi" w:hAnsi="Times New Roman" w:cs="Times New Roman"/>
-              </w:rPr>
               <w:t>    //getter setter methods</w:t>
             </w:r>
           </w:p>
@@ -15489,7 +15615,6 @@
           <w:sz w:val="22"/>
           <w:szCs w:val="22"/>
         </w:rPr>
-        <w:lastRenderedPageBreak/>
         <w:t xml:space="preserve">The internal state of a </w:t>
       </w:r>
       <w:proofErr w:type="spellStart"/>
@@ -15810,6 +15935,7 @@
           <w:color w:val="FF0000"/>
           <w:spacing w:val="15"/>
         </w:rPr>
+        <w:lastRenderedPageBreak/>
         <w:t xml:space="preserve">What is difference between </w:t>
       </w:r>
       <w:proofErr w:type="spellStart"/>
@@ -16181,7 +16307,6 @@
           <w:sz w:val="22"/>
           <w:szCs w:val="22"/>
         </w:rPr>
-        <w:lastRenderedPageBreak/>
         <w:t xml:space="preserve">There is another method </w:t>
       </w:r>
       <w:proofErr w:type="spellStart"/>
@@ -16608,6 +16733,14 @@
           <w:szCs w:val="22"/>
         </w:rPr>
         <w:br/>
+      </w:r>
+      <w:r>
+        <w:rPr>
+          <w:color w:val="333333"/>
+          <w:sz w:val="22"/>
+          <w:szCs w:val="22"/>
+        </w:rPr>
+        <w:lastRenderedPageBreak/>
         <w:t>Any object cached in a session will not be visible to other sessions and when the session is closed, all the cached objects will also be lost.</w:t>
       </w:r>
     </w:p>
@@ -16858,7 +16991,6 @@
               <w:rPr>
                 <w:rFonts w:ascii="Times New Roman" w:hAnsi="Times New Roman" w:cs="Times New Roman"/>
               </w:rPr>
-              <w:lastRenderedPageBreak/>
               <w:t>3</w:t>
             </w:r>
           </w:p>
@@ -16906,7 +17038,6 @@
                 <w:rStyle w:val="HTMLCode"/>
                 <w:rFonts w:ascii="Times New Roman" w:eastAsiaTheme="minorHAnsi" w:hAnsi="Times New Roman" w:cs="Times New Roman"/>
               </w:rPr>
-              <w:lastRenderedPageBreak/>
               <w:t>&lt;dependency&gt;</w:t>
             </w:r>
           </w:p>
@@ -16983,7 +17114,6 @@
                 <w:rStyle w:val="HTMLCode"/>
                 <w:rFonts w:ascii="Times New Roman" w:eastAsiaTheme="minorHAnsi" w:hAnsi="Times New Roman" w:cs="Times New Roman"/>
               </w:rPr>
-              <w:lastRenderedPageBreak/>
               <w:t>        &lt;</w:t>
             </w:r>
             <w:proofErr w:type="spellStart"/>
@@ -17102,7 +17232,6 @@
           <w:rFonts w:ascii="Times New Roman" w:hAnsi="Times New Roman" w:cs="Times New Roman"/>
           <w:color w:val="333333"/>
         </w:rPr>
-        <w:lastRenderedPageBreak/>
         <w:t>Add below properties in hibernate configuration file.</w:t>
       </w:r>
     </w:p>
@@ -17768,6 +17897,7 @@
               <w:rPr>
                 <w:rFonts w:ascii="Times New Roman" w:hAnsi="Times New Roman" w:cs="Times New Roman"/>
               </w:rPr>
+              <w:lastRenderedPageBreak/>
               <w:t>1</w:t>
             </w:r>
           </w:p>
@@ -17898,215 +18028,215 @@
               <w:rPr>
                 <w:rFonts w:ascii="Times New Roman" w:hAnsi="Times New Roman" w:cs="Times New Roman"/>
               </w:rPr>
+              <w:t>11</w:t>
+            </w:r>
+          </w:p>
+          <w:p>
+            <w:pPr>
+              <w:rPr>
+                <w:rFonts w:ascii="Times New Roman" w:hAnsi="Times New Roman" w:cs="Times New Roman"/>
+              </w:rPr>
+            </w:pPr>
+            <w:r>
+              <w:rPr>
+                <w:rFonts w:ascii="Times New Roman" w:hAnsi="Times New Roman" w:cs="Times New Roman"/>
+              </w:rPr>
+              <w:t>12</w:t>
+            </w:r>
+          </w:p>
+          <w:p>
+            <w:pPr>
+              <w:rPr>
+                <w:rFonts w:ascii="Times New Roman" w:hAnsi="Times New Roman" w:cs="Times New Roman"/>
+              </w:rPr>
+            </w:pPr>
+            <w:r>
+              <w:rPr>
+                <w:rFonts w:ascii="Times New Roman" w:hAnsi="Times New Roman" w:cs="Times New Roman"/>
+              </w:rPr>
+              <w:t>13</w:t>
+            </w:r>
+          </w:p>
+          <w:p>
+            <w:pPr>
+              <w:rPr>
+                <w:rFonts w:ascii="Times New Roman" w:hAnsi="Times New Roman" w:cs="Times New Roman"/>
+              </w:rPr>
+            </w:pPr>
+            <w:r>
+              <w:rPr>
+                <w:rFonts w:ascii="Times New Roman" w:hAnsi="Times New Roman" w:cs="Times New Roman"/>
+              </w:rPr>
+              <w:t>14</w:t>
+            </w:r>
+          </w:p>
+          <w:p>
+            <w:pPr>
+              <w:rPr>
+                <w:rFonts w:ascii="Times New Roman" w:hAnsi="Times New Roman" w:cs="Times New Roman"/>
+              </w:rPr>
+            </w:pPr>
+            <w:r>
+              <w:rPr>
+                <w:rFonts w:ascii="Times New Roman" w:hAnsi="Times New Roman" w:cs="Times New Roman"/>
+              </w:rPr>
+              <w:t>15</w:t>
+            </w:r>
+          </w:p>
+          <w:p>
+            <w:pPr>
+              <w:rPr>
+                <w:rFonts w:ascii="Times New Roman" w:hAnsi="Times New Roman" w:cs="Times New Roman"/>
+              </w:rPr>
+            </w:pPr>
+            <w:r>
+              <w:rPr>
+                <w:rFonts w:ascii="Times New Roman" w:hAnsi="Times New Roman" w:cs="Times New Roman"/>
+              </w:rPr>
+              <w:t>16</w:t>
+            </w:r>
+          </w:p>
+          <w:p>
+            <w:pPr>
+              <w:rPr>
+                <w:rFonts w:ascii="Times New Roman" w:hAnsi="Times New Roman" w:cs="Times New Roman"/>
+              </w:rPr>
+            </w:pPr>
+            <w:r>
+              <w:rPr>
+                <w:rFonts w:ascii="Times New Roman" w:hAnsi="Times New Roman" w:cs="Times New Roman"/>
+              </w:rPr>
+              <w:t>17</w:t>
+            </w:r>
+          </w:p>
+          <w:p>
+            <w:pPr>
+              <w:rPr>
+                <w:rFonts w:ascii="Times New Roman" w:hAnsi="Times New Roman" w:cs="Times New Roman"/>
+              </w:rPr>
+            </w:pPr>
+            <w:r>
+              <w:rPr>
+                <w:rFonts w:ascii="Times New Roman" w:hAnsi="Times New Roman" w:cs="Times New Roman"/>
+              </w:rPr>
+              <w:t>18</w:t>
+            </w:r>
+          </w:p>
+          <w:p>
+            <w:pPr>
+              <w:rPr>
+                <w:rFonts w:ascii="Times New Roman" w:hAnsi="Times New Roman" w:cs="Times New Roman"/>
+              </w:rPr>
+            </w:pPr>
+            <w:r>
+              <w:rPr>
+                <w:rFonts w:ascii="Times New Roman" w:hAnsi="Times New Roman" w:cs="Times New Roman"/>
+              </w:rPr>
+              <w:t>19</w:t>
+            </w:r>
+          </w:p>
+          <w:p>
+            <w:pPr>
+              <w:rPr>
+                <w:rFonts w:ascii="Times New Roman" w:hAnsi="Times New Roman" w:cs="Times New Roman"/>
+              </w:rPr>
+            </w:pPr>
+            <w:r>
+              <w:rPr>
+                <w:rFonts w:ascii="Times New Roman" w:hAnsi="Times New Roman" w:cs="Times New Roman"/>
+              </w:rPr>
+              <w:t>20</w:t>
+            </w:r>
+          </w:p>
+          <w:p>
+            <w:pPr>
+              <w:rPr>
+                <w:rFonts w:ascii="Times New Roman" w:hAnsi="Times New Roman" w:cs="Times New Roman"/>
+              </w:rPr>
+            </w:pPr>
+            <w:r>
+              <w:rPr>
+                <w:rFonts w:ascii="Times New Roman" w:hAnsi="Times New Roman" w:cs="Times New Roman"/>
+              </w:rPr>
+              <w:t>21</w:t>
+            </w:r>
+          </w:p>
+          <w:p>
+            <w:pPr>
+              <w:rPr>
+                <w:rFonts w:ascii="Times New Roman" w:hAnsi="Times New Roman" w:cs="Times New Roman"/>
+              </w:rPr>
+            </w:pPr>
+            <w:r>
+              <w:rPr>
+                <w:rFonts w:ascii="Times New Roman" w:hAnsi="Times New Roman" w:cs="Times New Roman"/>
+              </w:rPr>
+              <w:t>22</w:t>
+            </w:r>
+          </w:p>
+          <w:p>
+            <w:pPr>
+              <w:rPr>
+                <w:rFonts w:ascii="Times New Roman" w:hAnsi="Times New Roman" w:cs="Times New Roman"/>
+              </w:rPr>
+            </w:pPr>
+            <w:r>
+              <w:rPr>
+                <w:rFonts w:ascii="Times New Roman" w:hAnsi="Times New Roman" w:cs="Times New Roman"/>
+              </w:rPr>
+              <w:t>23</w:t>
+            </w:r>
+          </w:p>
+          <w:p>
+            <w:pPr>
+              <w:rPr>
+                <w:rFonts w:ascii="Times New Roman" w:hAnsi="Times New Roman" w:cs="Times New Roman"/>
+              </w:rPr>
+            </w:pPr>
+            <w:r>
+              <w:rPr>
+                <w:rFonts w:ascii="Times New Roman" w:hAnsi="Times New Roman" w:cs="Times New Roman"/>
+              </w:rPr>
+              <w:t>24</w:t>
+            </w:r>
+          </w:p>
+          <w:p>
+            <w:pPr>
+              <w:rPr>
+                <w:rFonts w:ascii="Times New Roman" w:hAnsi="Times New Roman" w:cs="Times New Roman"/>
+              </w:rPr>
+            </w:pPr>
+            <w:r>
+              <w:rPr>
+                <w:rFonts w:ascii="Times New Roman" w:hAnsi="Times New Roman" w:cs="Times New Roman"/>
+              </w:rPr>
+              <w:t>25</w:t>
+            </w:r>
+          </w:p>
+          <w:p>
+            <w:pPr>
+              <w:rPr>
+                <w:rFonts w:ascii="Times New Roman" w:hAnsi="Times New Roman" w:cs="Times New Roman"/>
+              </w:rPr>
+            </w:pPr>
+            <w:r>
+              <w:rPr>
+                <w:rFonts w:ascii="Times New Roman" w:hAnsi="Times New Roman" w:cs="Times New Roman"/>
+              </w:rPr>
+              <w:t>26</w:t>
+            </w:r>
+          </w:p>
+          <w:p>
+            <w:pPr>
+              <w:rPr>
+                <w:rFonts w:ascii="Times New Roman" w:hAnsi="Times New Roman" w:cs="Times New Roman"/>
+              </w:rPr>
+            </w:pPr>
+            <w:r>
+              <w:rPr>
+                <w:rFonts w:ascii="Times New Roman" w:hAnsi="Times New Roman" w:cs="Times New Roman"/>
+              </w:rPr>
               <w:lastRenderedPageBreak/>
-              <w:t>11</w:t>
-            </w:r>
-          </w:p>
-          <w:p>
-            <w:pPr>
-              <w:rPr>
-                <w:rFonts w:ascii="Times New Roman" w:hAnsi="Times New Roman" w:cs="Times New Roman"/>
-              </w:rPr>
-            </w:pPr>
-            <w:r>
-              <w:rPr>
-                <w:rFonts w:ascii="Times New Roman" w:hAnsi="Times New Roman" w:cs="Times New Roman"/>
-              </w:rPr>
-              <w:t>12</w:t>
-            </w:r>
-          </w:p>
-          <w:p>
-            <w:pPr>
-              <w:rPr>
-                <w:rFonts w:ascii="Times New Roman" w:hAnsi="Times New Roman" w:cs="Times New Roman"/>
-              </w:rPr>
-            </w:pPr>
-            <w:r>
-              <w:rPr>
-                <w:rFonts w:ascii="Times New Roman" w:hAnsi="Times New Roman" w:cs="Times New Roman"/>
-              </w:rPr>
-              <w:t>13</w:t>
-            </w:r>
-          </w:p>
-          <w:p>
-            <w:pPr>
-              <w:rPr>
-                <w:rFonts w:ascii="Times New Roman" w:hAnsi="Times New Roman" w:cs="Times New Roman"/>
-              </w:rPr>
-            </w:pPr>
-            <w:r>
-              <w:rPr>
-                <w:rFonts w:ascii="Times New Roman" w:hAnsi="Times New Roman" w:cs="Times New Roman"/>
-              </w:rPr>
-              <w:t>14</w:t>
-            </w:r>
-          </w:p>
-          <w:p>
-            <w:pPr>
-              <w:rPr>
-                <w:rFonts w:ascii="Times New Roman" w:hAnsi="Times New Roman" w:cs="Times New Roman"/>
-              </w:rPr>
-            </w:pPr>
-            <w:r>
-              <w:rPr>
-                <w:rFonts w:ascii="Times New Roman" w:hAnsi="Times New Roman" w:cs="Times New Roman"/>
-              </w:rPr>
-              <w:t>15</w:t>
-            </w:r>
-          </w:p>
-          <w:p>
-            <w:pPr>
-              <w:rPr>
-                <w:rFonts w:ascii="Times New Roman" w:hAnsi="Times New Roman" w:cs="Times New Roman"/>
-              </w:rPr>
-            </w:pPr>
-            <w:r>
-              <w:rPr>
-                <w:rFonts w:ascii="Times New Roman" w:hAnsi="Times New Roman" w:cs="Times New Roman"/>
-              </w:rPr>
-              <w:t>16</w:t>
-            </w:r>
-          </w:p>
-          <w:p>
-            <w:pPr>
-              <w:rPr>
-                <w:rFonts w:ascii="Times New Roman" w:hAnsi="Times New Roman" w:cs="Times New Roman"/>
-              </w:rPr>
-            </w:pPr>
-            <w:r>
-              <w:rPr>
-                <w:rFonts w:ascii="Times New Roman" w:hAnsi="Times New Roman" w:cs="Times New Roman"/>
-              </w:rPr>
-              <w:t>17</w:t>
-            </w:r>
-          </w:p>
-          <w:p>
-            <w:pPr>
-              <w:rPr>
-                <w:rFonts w:ascii="Times New Roman" w:hAnsi="Times New Roman" w:cs="Times New Roman"/>
-              </w:rPr>
-            </w:pPr>
-            <w:r>
-              <w:rPr>
-                <w:rFonts w:ascii="Times New Roman" w:hAnsi="Times New Roman" w:cs="Times New Roman"/>
-              </w:rPr>
-              <w:t>18</w:t>
-            </w:r>
-          </w:p>
-          <w:p>
-            <w:pPr>
-              <w:rPr>
-                <w:rFonts w:ascii="Times New Roman" w:hAnsi="Times New Roman" w:cs="Times New Roman"/>
-              </w:rPr>
-            </w:pPr>
-            <w:r>
-              <w:rPr>
-                <w:rFonts w:ascii="Times New Roman" w:hAnsi="Times New Roman" w:cs="Times New Roman"/>
-              </w:rPr>
-              <w:t>19</w:t>
-            </w:r>
-          </w:p>
-          <w:p>
-            <w:pPr>
-              <w:rPr>
-                <w:rFonts w:ascii="Times New Roman" w:hAnsi="Times New Roman" w:cs="Times New Roman"/>
-              </w:rPr>
-            </w:pPr>
-            <w:r>
-              <w:rPr>
-                <w:rFonts w:ascii="Times New Roman" w:hAnsi="Times New Roman" w:cs="Times New Roman"/>
-              </w:rPr>
-              <w:t>20</w:t>
-            </w:r>
-          </w:p>
-          <w:p>
-            <w:pPr>
-              <w:rPr>
-                <w:rFonts w:ascii="Times New Roman" w:hAnsi="Times New Roman" w:cs="Times New Roman"/>
-              </w:rPr>
-            </w:pPr>
-            <w:r>
-              <w:rPr>
-                <w:rFonts w:ascii="Times New Roman" w:hAnsi="Times New Roman" w:cs="Times New Roman"/>
-              </w:rPr>
-              <w:t>21</w:t>
-            </w:r>
-          </w:p>
-          <w:p>
-            <w:pPr>
-              <w:rPr>
-                <w:rFonts w:ascii="Times New Roman" w:hAnsi="Times New Roman" w:cs="Times New Roman"/>
-              </w:rPr>
-            </w:pPr>
-            <w:r>
-              <w:rPr>
-                <w:rFonts w:ascii="Times New Roman" w:hAnsi="Times New Roman" w:cs="Times New Roman"/>
-              </w:rPr>
-              <w:t>22</w:t>
-            </w:r>
-          </w:p>
-          <w:p>
-            <w:pPr>
-              <w:rPr>
-                <w:rFonts w:ascii="Times New Roman" w:hAnsi="Times New Roman" w:cs="Times New Roman"/>
-              </w:rPr>
-            </w:pPr>
-            <w:r>
-              <w:rPr>
-                <w:rFonts w:ascii="Times New Roman" w:hAnsi="Times New Roman" w:cs="Times New Roman"/>
-              </w:rPr>
-              <w:t>23</w:t>
-            </w:r>
-          </w:p>
-          <w:p>
-            <w:pPr>
-              <w:rPr>
-                <w:rFonts w:ascii="Times New Roman" w:hAnsi="Times New Roman" w:cs="Times New Roman"/>
-              </w:rPr>
-            </w:pPr>
-            <w:r>
-              <w:rPr>
-                <w:rFonts w:ascii="Times New Roman" w:hAnsi="Times New Roman" w:cs="Times New Roman"/>
-              </w:rPr>
-              <w:t>24</w:t>
-            </w:r>
-          </w:p>
-          <w:p>
-            <w:pPr>
-              <w:rPr>
-                <w:rFonts w:ascii="Times New Roman" w:hAnsi="Times New Roman" w:cs="Times New Roman"/>
-              </w:rPr>
-            </w:pPr>
-            <w:r>
-              <w:rPr>
-                <w:rFonts w:ascii="Times New Roman" w:hAnsi="Times New Roman" w:cs="Times New Roman"/>
-              </w:rPr>
-              <w:t>25</w:t>
-            </w:r>
-          </w:p>
-          <w:p>
-            <w:pPr>
-              <w:rPr>
-                <w:rFonts w:ascii="Times New Roman" w:hAnsi="Times New Roman" w:cs="Times New Roman"/>
-              </w:rPr>
-            </w:pPr>
-            <w:r>
-              <w:rPr>
-                <w:rFonts w:ascii="Times New Roman" w:hAnsi="Times New Roman" w:cs="Times New Roman"/>
-              </w:rPr>
-              <w:t>26</w:t>
-            </w:r>
-          </w:p>
-          <w:p>
-            <w:pPr>
-              <w:rPr>
-                <w:rFonts w:ascii="Times New Roman" w:hAnsi="Times New Roman" w:cs="Times New Roman"/>
-              </w:rPr>
-            </w:pPr>
-            <w:r>
-              <w:rPr>
-                <w:rFonts w:ascii="Times New Roman" w:hAnsi="Times New Roman" w:cs="Times New Roman"/>
-              </w:rPr>
               <w:t>27</w:t>
             </w:r>
           </w:p>
@@ -18682,7 +18812,6 @@
                 <w:rStyle w:val="HTMLCode"/>
                 <w:rFonts w:ascii="Times New Roman" w:eastAsiaTheme="minorHAnsi" w:hAnsi="Times New Roman" w:cs="Times New Roman"/>
               </w:rPr>
-              <w:lastRenderedPageBreak/>
               <w:t>        &lt;persistence</w:t>
             </w:r>
             <w:r>
@@ -19360,6 +19489,7 @@
                 <w:rStyle w:val="HTMLCode"/>
                 <w:rFonts w:ascii="Times New Roman" w:eastAsiaTheme="minorHAnsi" w:hAnsi="Times New Roman" w:cs="Times New Roman"/>
               </w:rPr>
+              <w:lastRenderedPageBreak/>
               <w:t>    &lt;/cache&gt;</w:t>
             </w:r>
           </w:p>
@@ -19529,7 +19659,6 @@
               <w:rPr>
                 <w:rFonts w:ascii="Times New Roman" w:hAnsi="Times New Roman" w:cs="Times New Roman"/>
               </w:rPr>
-              <w:lastRenderedPageBreak/>
               <w:t>7</w:t>
             </w:r>
           </w:p>
@@ -19577,7 +19706,6 @@
                 <w:rStyle w:val="HTMLCode"/>
                 <w:rFonts w:ascii="Times New Roman" w:eastAsiaTheme="minorHAnsi" w:hAnsi="Times New Roman" w:cs="Times New Roman"/>
               </w:rPr>
-              <w:lastRenderedPageBreak/>
               <w:t>import</w:t>
             </w:r>
             <w:r>
@@ -19773,7 +19901,6 @@
                 <w:rStyle w:val="HTMLCode"/>
                 <w:rFonts w:ascii="Times New Roman" w:eastAsiaTheme="minorHAnsi" w:hAnsi="Times New Roman" w:cs="Times New Roman"/>
               </w:rPr>
-              <w:lastRenderedPageBreak/>
               <w:t>public</w:t>
             </w:r>
             <w:r>
@@ -19852,7 +19979,6 @@
           <w:sz w:val="22"/>
           <w:szCs w:val="22"/>
         </w:rPr>
-        <w:lastRenderedPageBreak/>
         <w:t xml:space="preserve">That’s it, we are done. Hibernate will use the </w:t>
       </w:r>
       <w:proofErr w:type="spellStart"/>
@@ -20237,6 +20363,7 @@
           <w:sz w:val="22"/>
           <w:szCs w:val="22"/>
         </w:rPr>
+        <w:lastRenderedPageBreak/>
         <w:t>Hibernate merge can be used to update existing values, however this method create a copy from the passed entity object and return it. The returned object is part of persistent context and tracked for any changes, passed object is not tracked. For example program, read</w:t>
       </w:r>
       <w:r>
@@ -20428,7 +20555,6 @@
           <w:sz w:val="22"/>
           <w:szCs w:val="22"/>
         </w:rPr>
-        <w:lastRenderedPageBreak/>
         <w:t xml:space="preserve">Hibernate </w:t>
       </w:r>
       <w:proofErr w:type="spellStart"/>
@@ -20973,6 +21099,7 @@
               <w:rPr>
                 <w:rFonts w:ascii="Times New Roman" w:hAnsi="Times New Roman" w:cs="Times New Roman"/>
               </w:rPr>
+              <w:lastRenderedPageBreak/>
               <w:t>1</w:t>
             </w:r>
           </w:p>
@@ -21362,7 +21489,6 @@
           <w:color w:val="333333"/>
           <w:spacing w:val="15"/>
         </w:rPr>
-        <w:lastRenderedPageBreak/>
         <w:t>How to implement Joins in Hibernate?</w:t>
       </w:r>
     </w:p>
@@ -21646,6 +21772,7 @@
           <w:sz w:val="22"/>
           <w:szCs w:val="22"/>
         </w:rPr>
+        <w:lastRenderedPageBreak/>
         <w:t xml:space="preserve">Hibernate query language is case-insensitive except for java class and variable names. So </w:t>
       </w:r>
       <w:proofErr w:type="spellStart"/>
@@ -21993,7 +22120,6 @@
                 <w:rFonts w:ascii="Times New Roman" w:hAnsi="Times New Roman" w:cs="Times New Roman"/>
                 <w:color w:val="FF0000"/>
               </w:rPr>
-              <w:lastRenderedPageBreak/>
               <w:t>1</w:t>
             </w:r>
           </w:p>
@@ -22360,7 +22486,6 @@
         </w:rPr>
         <w:t> </w:t>
       </w:r>
-      <w:proofErr w:type="spellStart"/>
       <w:r>
         <w:rPr>
           <w:rStyle w:val="HTMLCode"/>
@@ -22371,7 +22496,6 @@
         </w:rPr>
         <w:t>SQLQuery</w:t>
       </w:r>
-      <w:proofErr w:type="spellEnd"/>
       <w:r>
         <w:rPr>
           <w:rStyle w:val="apple-converted-space"/>
@@ -22582,6 +22706,7 @@
           <w:sz w:val="22"/>
           <w:szCs w:val="22"/>
         </w:rPr>
+        <w:lastRenderedPageBreak/>
         <w:t>Hibernate provides Named Query that we can define at a central location and use them anywhere in the code. We can created named queries for both HQL and Native SQL.</w:t>
       </w:r>
     </w:p>
@@ -22699,7 +22824,6 @@
           <w:sz w:val="22"/>
           <w:szCs w:val="22"/>
         </w:rPr>
-        <w:lastRenderedPageBreak/>
         <w:t>However</w:t>
       </w:r>
       <w:proofErr w:type="gramEnd"/>
@@ -23239,6 +23363,7 @@
           <w:sz w:val="22"/>
           <w:szCs w:val="22"/>
         </w:rPr>
+        <w:lastRenderedPageBreak/>
         <w:t>We can set below property for hibernate configuration to log SQL queries.</w:t>
       </w:r>
     </w:p>
@@ -23489,7 +23614,6 @@
           <w:color w:val="333333"/>
           <w:spacing w:val="15"/>
         </w:rPr>
-        <w:lastRenderedPageBreak/>
         <w:t>How to implement relationships in hibernate?</w:t>
       </w:r>
     </w:p>
@@ -23815,6 +23939,7 @@
           <w:sz w:val="22"/>
           <w:szCs w:val="22"/>
         </w:rPr>
+        <w:lastRenderedPageBreak/>
         <w:t>When we have relationship between entities, then we need to define how the different operations will affect the other entity. This is done by cascading and there are different types of it.</w:t>
       </w:r>
     </w:p>
@@ -23962,7 +24087,6 @@
               <w:rPr>
                 <w:rFonts w:ascii="Times New Roman" w:hAnsi="Times New Roman" w:cs="Times New Roman"/>
               </w:rPr>
-              <w:lastRenderedPageBreak/>
               <w:t>8</w:t>
             </w:r>
           </w:p>
@@ -24023,7 +24147,6 @@
                 <w:rStyle w:val="HTMLCode"/>
                 <w:rFonts w:ascii="Times New Roman" w:eastAsiaTheme="minorHAnsi" w:hAnsi="Times New Roman" w:cs="Times New Roman"/>
               </w:rPr>
-              <w:lastRenderedPageBreak/>
               <w:t>import</w:t>
             </w:r>
             <w:r>
@@ -24218,7 +24341,6 @@
                 <w:rStyle w:val="HTMLCode"/>
                 <w:rFonts w:ascii="Times New Roman" w:eastAsiaTheme="minorHAnsi" w:hAnsi="Times New Roman" w:cs="Times New Roman"/>
               </w:rPr>
-              <w:lastRenderedPageBreak/>
               <w:t>@</w:t>
             </w:r>
             <w:proofErr w:type="gramStart"/>
@@ -24346,7 +24468,6 @@
           <w:sz w:val="22"/>
           <w:szCs w:val="22"/>
         </w:rPr>
-        <w:lastRenderedPageBreak/>
         <w:t xml:space="preserve">Note that Hibernate </w:t>
       </w:r>
       <w:proofErr w:type="spellStart"/>
@@ -24691,6 +24812,7 @@
           <w:sz w:val="22"/>
           <w:szCs w:val="22"/>
         </w:rPr>
+        <w:lastRenderedPageBreak/>
         <w:t>Hibernate 4 uses JBoss logging rather than slf4j used in earlier versions. For log4j configuration, we need to follow below steps.</w:t>
       </w:r>
     </w:p>
@@ -25071,16 +25193,7 @@
           <w:sz w:val="22"/>
           <w:szCs w:val="22"/>
         </w:rPr>
-        <w:t xml:space="preserve"> and we can use it in the web application. It’s </w:t>
-      </w:r>
-      <w:r>
-        <w:rPr>
-          <w:color w:val="333333"/>
-          <w:sz w:val="22"/>
-          <w:szCs w:val="22"/>
-        </w:rPr>
-        <w:lastRenderedPageBreak/>
-        <w:t xml:space="preserve">very easy to use in Hibernate, all we need is to remove all the database specific properties and use below property to provide the JNDI </w:t>
+        <w:t xml:space="preserve"> and we can use it in the web application. It’s very easy to use in Hibernate, all we need is to remove all the database specific properties and use below property to provide the JNDI </w:t>
       </w:r>
       <w:proofErr w:type="spellStart"/>
       <w:r>
@@ -25557,7 +25670,15 @@
           <w:rFonts w:ascii="Times New Roman" w:hAnsi="Times New Roman" w:cs="Times New Roman"/>
           <w:color w:val="333333"/>
         </w:rPr>
-        <w:t xml:space="preserve">in Spring Bean configuration file. For Hibernate 4, there is single </w:t>
+        <w:t xml:space="preserve">in Spring Bean configuration file. For </w:t>
+      </w:r>
+      <w:r>
+        <w:rPr>
+          <w:rFonts w:ascii="Times New Roman" w:hAnsi="Times New Roman" w:cs="Times New Roman"/>
+          <w:color w:val="333333"/>
+        </w:rPr>
+        <w:lastRenderedPageBreak/>
+        <w:t xml:space="preserve">Hibernate 4, there is single </w:t>
       </w:r>
       <w:proofErr w:type="gramStart"/>
       <w:r>
@@ -26101,16 +26222,7 @@
           <w:sz w:val="22"/>
           <w:szCs w:val="22"/>
         </w:rPr>
-        <w:t xml:space="preserve"> </w:t>
-      </w:r>
-      <w:r>
-        <w:rPr>
-          <w:color w:val="333333"/>
-          <w:sz w:val="22"/>
-          <w:szCs w:val="22"/>
-        </w:rPr>
-        <w:lastRenderedPageBreak/>
-        <w:t>example. This is a trick question to judge your knowledge and whether you are aware of recent developments or not.</w:t>
+        <w:t xml:space="preserve"> example. This is a trick question to judge your knowledge and whether you are aware of recent developments or not.</w:t>
       </w:r>
     </w:p>
     <w:p>
@@ -26473,6 +26585,7 @@
           <w:sz w:val="22"/>
           <w:szCs w:val="22"/>
         </w:rPr>
+        <w:lastRenderedPageBreak/>
         <w:t xml:space="preserve">Data validation is integral part of any application. You will find data validation at presentation layer with the use of </w:t>
       </w:r>
       <w:proofErr w:type="spellStart"/>
@@ -26702,7 +26815,6 @@
           <w:rFonts w:ascii="Times New Roman" w:hAnsi="Times New Roman" w:cs="Times New Roman"/>
           <w:color w:val="FF0000"/>
         </w:rPr>
-        <w:lastRenderedPageBreak/>
         <w:t xml:space="preserve">By </w:t>
       </w:r>
       <w:proofErr w:type="gramStart"/>
@@ -27002,6 +27114,7 @@
           <w:rFonts w:ascii="Times New Roman" w:hAnsi="Times New Roman" w:cs="Times New Roman"/>
           <w:color w:val="333333"/>
         </w:rPr>
+        <w:lastRenderedPageBreak/>
         <w:t>Do not treat exceptions as recoverable, roll back the Transaction and close the Session. If you do not do this, Hibernate cannot guarantee that in-memory state accurately represents the persistent state.</w:t>
       </w:r>
     </w:p>
@@ -27517,9 +27630,9 @@
     </w:lvl>
   </w:abstractNum>
   <w:abstractNum w:abstractNumId="3" w15:restartNumberingAfterBreak="0">
-    <w:nsid w:val="11965E45"/>
+    <w:nsid w:val="115D5FF9"/>
     <w:multiLevelType w:val="multilevel"/>
-    <w:tmpl w:val="69E85EBA"/>
+    <w:tmpl w:val="28163F94"/>
     <w:lvl w:ilvl="0">
       <w:start w:val="1"/>
       <w:numFmt w:val="bullet"/>
@@ -27666,9 +27779,9 @@
     </w:lvl>
   </w:abstractNum>
   <w:abstractNum w:abstractNumId="4" w15:restartNumberingAfterBreak="0">
-    <w:nsid w:val="11A04FC2"/>
+    <w:nsid w:val="11965E45"/>
     <w:multiLevelType w:val="multilevel"/>
-    <w:tmpl w:val="F8183A5C"/>
+    <w:tmpl w:val="69E85EBA"/>
     <w:lvl w:ilvl="0">
       <w:start w:val="1"/>
       <w:numFmt w:val="bullet"/>
@@ -27815,9 +27928,9 @@
     </w:lvl>
   </w:abstractNum>
   <w:abstractNum w:abstractNumId="5" w15:restartNumberingAfterBreak="0">
-    <w:nsid w:val="1B954DB1"/>
+    <w:nsid w:val="11A04FC2"/>
     <w:multiLevelType w:val="multilevel"/>
-    <w:tmpl w:val="69EA9B2A"/>
+    <w:tmpl w:val="F8183A5C"/>
     <w:lvl w:ilvl="0">
       <w:start w:val="1"/>
       <w:numFmt w:val="bullet"/>
@@ -27964,9 +28077,9 @@
     </w:lvl>
   </w:abstractNum>
   <w:abstractNum w:abstractNumId="6" w15:restartNumberingAfterBreak="0">
-    <w:nsid w:val="1D550B60"/>
+    <w:nsid w:val="1B954DB1"/>
     <w:multiLevelType w:val="multilevel"/>
-    <w:tmpl w:val="17126D18"/>
+    <w:tmpl w:val="69EA9B2A"/>
     <w:lvl w:ilvl="0">
       <w:start w:val="1"/>
       <w:numFmt w:val="bullet"/>
@@ -28113,9 +28226,9 @@
     </w:lvl>
   </w:abstractNum>
   <w:abstractNum w:abstractNumId="7" w15:restartNumberingAfterBreak="0">
-    <w:nsid w:val="1EB378F2"/>
+    <w:nsid w:val="1D550B60"/>
     <w:multiLevelType w:val="multilevel"/>
-    <w:tmpl w:val="52C4B792"/>
+    <w:tmpl w:val="17126D18"/>
     <w:lvl w:ilvl="0">
       <w:start w:val="1"/>
       <w:numFmt w:val="bullet"/>
@@ -28262,9 +28375,9 @@
     </w:lvl>
   </w:abstractNum>
   <w:abstractNum w:abstractNumId="8" w15:restartNumberingAfterBreak="0">
-    <w:nsid w:val="20F92ED8"/>
+    <w:nsid w:val="1EB378F2"/>
     <w:multiLevelType w:val="multilevel"/>
-    <w:tmpl w:val="B846D862"/>
+    <w:tmpl w:val="52C4B792"/>
     <w:lvl w:ilvl="0">
       <w:start w:val="1"/>
       <w:numFmt w:val="bullet"/>
@@ -28411,9 +28524,9 @@
     </w:lvl>
   </w:abstractNum>
   <w:abstractNum w:abstractNumId="9" w15:restartNumberingAfterBreak="0">
-    <w:nsid w:val="2171304C"/>
+    <w:nsid w:val="20F92ED8"/>
     <w:multiLevelType w:val="multilevel"/>
-    <w:tmpl w:val="20E09728"/>
+    <w:tmpl w:val="B846D862"/>
     <w:lvl w:ilvl="0">
       <w:start w:val="1"/>
       <w:numFmt w:val="bullet"/>
@@ -28560,9 +28673,9 @@
     </w:lvl>
   </w:abstractNum>
   <w:abstractNum w:abstractNumId="10" w15:restartNumberingAfterBreak="0">
-    <w:nsid w:val="232E4962"/>
+    <w:nsid w:val="2171304C"/>
     <w:multiLevelType w:val="multilevel"/>
-    <w:tmpl w:val="12581300"/>
+    <w:tmpl w:val="20E09728"/>
     <w:lvl w:ilvl="0">
       <w:start w:val="1"/>
       <w:numFmt w:val="bullet"/>
@@ -28709,9 +28822,9 @@
     </w:lvl>
   </w:abstractNum>
   <w:abstractNum w:abstractNumId="11" w15:restartNumberingAfterBreak="0">
-    <w:nsid w:val="39AC3BD0"/>
+    <w:nsid w:val="232E4962"/>
     <w:multiLevelType w:val="multilevel"/>
-    <w:tmpl w:val="C4184AF6"/>
+    <w:tmpl w:val="12581300"/>
     <w:lvl w:ilvl="0">
       <w:start w:val="1"/>
       <w:numFmt w:val="bullet"/>
@@ -28858,9 +28971,9 @@
     </w:lvl>
   </w:abstractNum>
   <w:abstractNum w:abstractNumId="12" w15:restartNumberingAfterBreak="0">
-    <w:nsid w:val="3BA616C1"/>
+    <w:nsid w:val="39AC3BD0"/>
     <w:multiLevelType w:val="multilevel"/>
-    <w:tmpl w:val="430EBD1E"/>
+    <w:tmpl w:val="C4184AF6"/>
     <w:lvl w:ilvl="0">
       <w:start w:val="1"/>
       <w:numFmt w:val="bullet"/>
@@ -29007,9 +29120,9 @@
     </w:lvl>
   </w:abstractNum>
   <w:abstractNum w:abstractNumId="13" w15:restartNumberingAfterBreak="0">
-    <w:nsid w:val="43386C6E"/>
+    <w:nsid w:val="3BA616C1"/>
     <w:multiLevelType w:val="multilevel"/>
-    <w:tmpl w:val="23CEE462"/>
+    <w:tmpl w:val="430EBD1E"/>
     <w:lvl w:ilvl="0">
       <w:start w:val="1"/>
       <w:numFmt w:val="bullet"/>
@@ -29156,95 +29269,9 @@
     </w:lvl>
   </w:abstractNum>
   <w:abstractNum w:abstractNumId="14" w15:restartNumberingAfterBreak="0">
-    <w:nsid w:val="43C63F1C"/>
-    <w:multiLevelType w:val="hybridMultilevel"/>
-    <w:tmpl w:val="8D8E1158"/>
-    <w:lvl w:ilvl="0" w:tplc="0409000F">
-      <w:start w:val="1"/>
-      <w:numFmt w:val="decimal"/>
-      <w:lvlText w:val="%1."/>
-      <w:lvlJc w:val="left"/>
-      <w:pPr>
-        <w:ind w:left="720" w:hanging="360"/>
-      </w:pPr>
-    </w:lvl>
-    <w:lvl w:ilvl="1" w:tplc="04090019" w:tentative="1">
-      <w:start w:val="1"/>
-      <w:numFmt w:val="lowerLetter"/>
-      <w:lvlText w:val="%2."/>
-      <w:lvlJc w:val="left"/>
-      <w:pPr>
-        <w:ind w:left="1440" w:hanging="360"/>
-      </w:pPr>
-    </w:lvl>
-    <w:lvl w:ilvl="2" w:tplc="0409001B" w:tentative="1">
-      <w:start w:val="1"/>
-      <w:numFmt w:val="lowerRoman"/>
-      <w:lvlText w:val="%3."/>
-      <w:lvlJc w:val="right"/>
-      <w:pPr>
-        <w:ind w:left="2160" w:hanging="180"/>
-      </w:pPr>
-    </w:lvl>
-    <w:lvl w:ilvl="3" w:tplc="0409000F" w:tentative="1">
-      <w:start w:val="1"/>
-      <w:numFmt w:val="decimal"/>
-      <w:lvlText w:val="%4."/>
-      <w:lvlJc w:val="left"/>
-      <w:pPr>
-        <w:ind w:left="2880" w:hanging="360"/>
-      </w:pPr>
-    </w:lvl>
-    <w:lvl w:ilvl="4" w:tplc="04090019" w:tentative="1">
-      <w:start w:val="1"/>
-      <w:numFmt w:val="lowerLetter"/>
-      <w:lvlText w:val="%5."/>
-      <w:lvlJc w:val="left"/>
-      <w:pPr>
-        <w:ind w:left="3600" w:hanging="360"/>
-      </w:pPr>
-    </w:lvl>
-    <w:lvl w:ilvl="5" w:tplc="0409001B" w:tentative="1">
-      <w:start w:val="1"/>
-      <w:numFmt w:val="lowerRoman"/>
-      <w:lvlText w:val="%6."/>
-      <w:lvlJc w:val="right"/>
-      <w:pPr>
-        <w:ind w:left="4320" w:hanging="180"/>
-      </w:pPr>
-    </w:lvl>
-    <w:lvl w:ilvl="6" w:tplc="0409000F" w:tentative="1">
-      <w:start w:val="1"/>
-      <w:numFmt w:val="decimal"/>
-      <w:lvlText w:val="%7."/>
-      <w:lvlJc w:val="left"/>
-      <w:pPr>
-        <w:ind w:left="5040" w:hanging="360"/>
-      </w:pPr>
-    </w:lvl>
-    <w:lvl w:ilvl="7" w:tplc="04090019" w:tentative="1">
-      <w:start w:val="1"/>
-      <w:numFmt w:val="lowerLetter"/>
-      <w:lvlText w:val="%8."/>
-      <w:lvlJc w:val="left"/>
-      <w:pPr>
-        <w:ind w:left="5760" w:hanging="360"/>
-      </w:pPr>
-    </w:lvl>
-    <w:lvl w:ilvl="8" w:tplc="0409001B" w:tentative="1">
-      <w:start w:val="1"/>
-      <w:numFmt w:val="lowerRoman"/>
-      <w:lvlText w:val="%9."/>
-      <w:lvlJc w:val="right"/>
-      <w:pPr>
-        <w:ind w:left="6480" w:hanging="180"/>
-      </w:pPr>
-    </w:lvl>
-  </w:abstractNum>
-  <w:abstractNum w:abstractNumId="15" w15:restartNumberingAfterBreak="0">
-    <w:nsid w:val="4DA50988"/>
+    <w:nsid w:val="43386C6E"/>
     <w:multiLevelType w:val="multilevel"/>
-    <w:tmpl w:val="CD5A9A78"/>
+    <w:tmpl w:val="23CEE462"/>
     <w:lvl w:ilvl="0">
       <w:start w:val="1"/>
       <w:numFmt w:val="bullet"/>
@@ -29390,10 +29417,96 @@
       </w:rPr>
     </w:lvl>
   </w:abstractNum>
+  <w:abstractNum w:abstractNumId="15" w15:restartNumberingAfterBreak="0">
+    <w:nsid w:val="43C63F1C"/>
+    <w:multiLevelType w:val="hybridMultilevel"/>
+    <w:tmpl w:val="8D8E1158"/>
+    <w:lvl w:ilvl="0" w:tplc="0409000F">
+      <w:start w:val="1"/>
+      <w:numFmt w:val="decimal"/>
+      <w:lvlText w:val="%1."/>
+      <w:lvlJc w:val="left"/>
+      <w:pPr>
+        <w:ind w:left="720" w:hanging="360"/>
+      </w:pPr>
+    </w:lvl>
+    <w:lvl w:ilvl="1" w:tplc="04090019" w:tentative="1">
+      <w:start w:val="1"/>
+      <w:numFmt w:val="lowerLetter"/>
+      <w:lvlText w:val="%2."/>
+      <w:lvlJc w:val="left"/>
+      <w:pPr>
+        <w:ind w:left="1440" w:hanging="360"/>
+      </w:pPr>
+    </w:lvl>
+    <w:lvl w:ilvl="2" w:tplc="0409001B" w:tentative="1">
+      <w:start w:val="1"/>
+      <w:numFmt w:val="lowerRoman"/>
+      <w:lvlText w:val="%3."/>
+      <w:lvlJc w:val="right"/>
+      <w:pPr>
+        <w:ind w:left="2160" w:hanging="180"/>
+      </w:pPr>
+    </w:lvl>
+    <w:lvl w:ilvl="3" w:tplc="0409000F" w:tentative="1">
+      <w:start w:val="1"/>
+      <w:numFmt w:val="decimal"/>
+      <w:lvlText w:val="%4."/>
+      <w:lvlJc w:val="left"/>
+      <w:pPr>
+        <w:ind w:left="2880" w:hanging="360"/>
+      </w:pPr>
+    </w:lvl>
+    <w:lvl w:ilvl="4" w:tplc="04090019" w:tentative="1">
+      <w:start w:val="1"/>
+      <w:numFmt w:val="lowerLetter"/>
+      <w:lvlText w:val="%5."/>
+      <w:lvlJc w:val="left"/>
+      <w:pPr>
+        <w:ind w:left="3600" w:hanging="360"/>
+      </w:pPr>
+    </w:lvl>
+    <w:lvl w:ilvl="5" w:tplc="0409001B" w:tentative="1">
+      <w:start w:val="1"/>
+      <w:numFmt w:val="lowerRoman"/>
+      <w:lvlText w:val="%6."/>
+      <w:lvlJc w:val="right"/>
+      <w:pPr>
+        <w:ind w:left="4320" w:hanging="180"/>
+      </w:pPr>
+    </w:lvl>
+    <w:lvl w:ilvl="6" w:tplc="0409000F" w:tentative="1">
+      <w:start w:val="1"/>
+      <w:numFmt w:val="decimal"/>
+      <w:lvlText w:val="%7."/>
+      <w:lvlJc w:val="left"/>
+      <w:pPr>
+        <w:ind w:left="5040" w:hanging="360"/>
+      </w:pPr>
+    </w:lvl>
+    <w:lvl w:ilvl="7" w:tplc="04090019" w:tentative="1">
+      <w:start w:val="1"/>
+      <w:numFmt w:val="lowerLetter"/>
+      <w:lvlText w:val="%8."/>
+      <w:lvlJc w:val="left"/>
+      <w:pPr>
+        <w:ind w:left="5760" w:hanging="360"/>
+      </w:pPr>
+    </w:lvl>
+    <w:lvl w:ilvl="8" w:tplc="0409001B" w:tentative="1">
+      <w:start w:val="1"/>
+      <w:numFmt w:val="lowerRoman"/>
+      <w:lvlText w:val="%9."/>
+      <w:lvlJc w:val="right"/>
+      <w:pPr>
+        <w:ind w:left="6480" w:hanging="180"/>
+      </w:pPr>
+    </w:lvl>
+  </w:abstractNum>
   <w:abstractNum w:abstractNumId="16" w15:restartNumberingAfterBreak="0">
-    <w:nsid w:val="50A04F4C"/>
+    <w:nsid w:val="4DA50988"/>
     <w:multiLevelType w:val="multilevel"/>
-    <w:tmpl w:val="B8C4A962"/>
+    <w:tmpl w:val="CD5A9A78"/>
     <w:lvl w:ilvl="0">
       <w:start w:val="1"/>
       <w:numFmt w:val="bullet"/>
@@ -29540,9 +29653,9 @@
     </w:lvl>
   </w:abstractNum>
   <w:abstractNum w:abstractNumId="17" w15:restartNumberingAfterBreak="0">
-    <w:nsid w:val="52525347"/>
+    <w:nsid w:val="50A04F4C"/>
     <w:multiLevelType w:val="multilevel"/>
-    <w:tmpl w:val="41D85796"/>
+    <w:tmpl w:val="B8C4A962"/>
     <w:lvl w:ilvl="0">
       <w:start w:val="1"/>
       <w:numFmt w:val="bullet"/>
@@ -29689,122 +29802,9 @@
     </w:lvl>
   </w:abstractNum>
   <w:abstractNum w:abstractNumId="18" w15:restartNumberingAfterBreak="0">
-    <w:nsid w:val="5E17747B"/>
+    <w:nsid w:val="52525347"/>
     <w:multiLevelType w:val="multilevel"/>
-    <w:tmpl w:val="A2FAC23C"/>
-    <w:lvl w:ilvl="0">
-      <w:start w:val="1"/>
-      <w:numFmt w:val="decimal"/>
-      <w:lvlText w:val="%1."/>
-      <w:lvlJc w:val="left"/>
-      <w:pPr>
-        <w:tabs>
-          <w:tab w:val="num" w:pos="720"/>
-        </w:tabs>
-        <w:ind w:left="720" w:hanging="360"/>
-      </w:pPr>
-    </w:lvl>
-    <w:lvl w:ilvl="1">
-      <w:start w:val="1"/>
-      <w:numFmt w:val="upperLetter"/>
-      <w:lvlText w:val="%2."/>
-      <w:lvlJc w:val="left"/>
-      <w:pPr>
-        <w:tabs>
-          <w:tab w:val="num" w:pos="1440"/>
-        </w:tabs>
-        <w:ind w:left="1440" w:hanging="360"/>
-      </w:pPr>
-    </w:lvl>
-    <w:lvl w:ilvl="2" w:tentative="1">
-      <w:start w:val="1"/>
-      <w:numFmt w:val="decimal"/>
-      <w:lvlText w:val="%3."/>
-      <w:lvlJc w:val="left"/>
-      <w:pPr>
-        <w:tabs>
-          <w:tab w:val="num" w:pos="2160"/>
-        </w:tabs>
-        <w:ind w:left="2160" w:hanging="360"/>
-      </w:pPr>
-    </w:lvl>
-    <w:lvl w:ilvl="3" w:tentative="1">
-      <w:start w:val="1"/>
-      <w:numFmt w:val="decimal"/>
-      <w:lvlText w:val="%4."/>
-      <w:lvlJc w:val="left"/>
-      <w:pPr>
-        <w:tabs>
-          <w:tab w:val="num" w:pos="2880"/>
-        </w:tabs>
-        <w:ind w:left="2880" w:hanging="360"/>
-      </w:pPr>
-    </w:lvl>
-    <w:lvl w:ilvl="4" w:tentative="1">
-      <w:start w:val="1"/>
-      <w:numFmt w:val="decimal"/>
-      <w:lvlText w:val="%5."/>
-      <w:lvlJc w:val="left"/>
-      <w:pPr>
-        <w:tabs>
-          <w:tab w:val="num" w:pos="3600"/>
-        </w:tabs>
-        <w:ind w:left="3600" w:hanging="360"/>
-      </w:pPr>
-    </w:lvl>
-    <w:lvl w:ilvl="5" w:tentative="1">
-      <w:start w:val="1"/>
-      <w:numFmt w:val="decimal"/>
-      <w:lvlText w:val="%6."/>
-      <w:lvlJc w:val="left"/>
-      <w:pPr>
-        <w:tabs>
-          <w:tab w:val="num" w:pos="4320"/>
-        </w:tabs>
-        <w:ind w:left="4320" w:hanging="360"/>
-      </w:pPr>
-    </w:lvl>
-    <w:lvl w:ilvl="6" w:tentative="1">
-      <w:start w:val="1"/>
-      <w:numFmt w:val="decimal"/>
-      <w:lvlText w:val="%7."/>
-      <w:lvlJc w:val="left"/>
-      <w:pPr>
-        <w:tabs>
-          <w:tab w:val="num" w:pos="5040"/>
-        </w:tabs>
-        <w:ind w:left="5040" w:hanging="360"/>
-      </w:pPr>
-    </w:lvl>
-    <w:lvl w:ilvl="7" w:tentative="1">
-      <w:start w:val="1"/>
-      <w:numFmt w:val="decimal"/>
-      <w:lvlText w:val="%8."/>
-      <w:lvlJc w:val="left"/>
-      <w:pPr>
-        <w:tabs>
-          <w:tab w:val="num" w:pos="5760"/>
-        </w:tabs>
-        <w:ind w:left="5760" w:hanging="360"/>
-      </w:pPr>
-    </w:lvl>
-    <w:lvl w:ilvl="8" w:tentative="1">
-      <w:start w:val="1"/>
-      <w:numFmt w:val="decimal"/>
-      <w:lvlText w:val="%9."/>
-      <w:lvlJc w:val="left"/>
-      <w:pPr>
-        <w:tabs>
-          <w:tab w:val="num" w:pos="6480"/>
-        </w:tabs>
-        <w:ind w:left="6480" w:hanging="360"/>
-      </w:pPr>
-    </w:lvl>
-  </w:abstractNum>
-  <w:abstractNum w:abstractNumId="19" w15:restartNumberingAfterBreak="0">
-    <w:nsid w:val="61E12FA8"/>
-    <w:multiLevelType w:val="multilevel"/>
-    <w:tmpl w:val="039250CC"/>
+    <w:tmpl w:val="41D85796"/>
     <w:lvl w:ilvl="0">
       <w:start w:val="1"/>
       <w:numFmt w:val="bullet"/>
@@ -29950,10 +29950,272 @@
       </w:rPr>
     </w:lvl>
   </w:abstractNum>
+  <w:abstractNum w:abstractNumId="19" w15:restartNumberingAfterBreak="0">
+    <w:nsid w:val="55AE4232"/>
+    <w:multiLevelType w:val="multilevel"/>
+    <w:tmpl w:val="8D50C5F4"/>
+    <w:lvl w:ilvl="0">
+      <w:start w:val="1"/>
+      <w:numFmt w:val="bullet"/>
+      <w:lvlText w:val=""/>
+      <w:lvlJc w:val="left"/>
+      <w:pPr>
+        <w:tabs>
+          <w:tab w:val="num" w:pos="720"/>
+        </w:tabs>
+        <w:ind w:left="720" w:hanging="360"/>
+      </w:pPr>
+      <w:rPr>
+        <w:rFonts w:ascii="Symbol" w:hAnsi="Symbol" w:hint="default"/>
+        <w:sz w:val="20"/>
+      </w:rPr>
+    </w:lvl>
+    <w:lvl w:ilvl="1">
+      <w:start w:val="1"/>
+      <w:numFmt w:val="bullet"/>
+      <w:lvlText w:val="o"/>
+      <w:lvlJc w:val="left"/>
+      <w:pPr>
+        <w:tabs>
+          <w:tab w:val="num" w:pos="1440"/>
+        </w:tabs>
+        <w:ind w:left="1440" w:hanging="360"/>
+      </w:pPr>
+      <w:rPr>
+        <w:rFonts w:ascii="Courier New" w:hAnsi="Courier New" w:hint="default"/>
+        <w:sz w:val="20"/>
+      </w:rPr>
+    </w:lvl>
+    <w:lvl w:ilvl="2" w:tentative="1">
+      <w:start w:val="1"/>
+      <w:numFmt w:val="bullet"/>
+      <w:lvlText w:val=""/>
+      <w:lvlJc w:val="left"/>
+      <w:pPr>
+        <w:tabs>
+          <w:tab w:val="num" w:pos="2160"/>
+        </w:tabs>
+        <w:ind w:left="2160" w:hanging="360"/>
+      </w:pPr>
+      <w:rPr>
+        <w:rFonts w:ascii="Wingdings" w:hAnsi="Wingdings" w:hint="default"/>
+        <w:sz w:val="20"/>
+      </w:rPr>
+    </w:lvl>
+    <w:lvl w:ilvl="3" w:tentative="1">
+      <w:start w:val="1"/>
+      <w:numFmt w:val="bullet"/>
+      <w:lvlText w:val=""/>
+      <w:lvlJc w:val="left"/>
+      <w:pPr>
+        <w:tabs>
+          <w:tab w:val="num" w:pos="2880"/>
+        </w:tabs>
+        <w:ind w:left="2880" w:hanging="360"/>
+      </w:pPr>
+      <w:rPr>
+        <w:rFonts w:ascii="Wingdings" w:hAnsi="Wingdings" w:hint="default"/>
+        <w:sz w:val="20"/>
+      </w:rPr>
+    </w:lvl>
+    <w:lvl w:ilvl="4" w:tentative="1">
+      <w:start w:val="1"/>
+      <w:numFmt w:val="bullet"/>
+      <w:lvlText w:val=""/>
+      <w:lvlJc w:val="left"/>
+      <w:pPr>
+        <w:tabs>
+          <w:tab w:val="num" w:pos="3600"/>
+        </w:tabs>
+        <w:ind w:left="3600" w:hanging="360"/>
+      </w:pPr>
+      <w:rPr>
+        <w:rFonts w:ascii="Wingdings" w:hAnsi="Wingdings" w:hint="default"/>
+        <w:sz w:val="20"/>
+      </w:rPr>
+    </w:lvl>
+    <w:lvl w:ilvl="5" w:tentative="1">
+      <w:start w:val="1"/>
+      <w:numFmt w:val="bullet"/>
+      <w:lvlText w:val=""/>
+      <w:lvlJc w:val="left"/>
+      <w:pPr>
+        <w:tabs>
+          <w:tab w:val="num" w:pos="4320"/>
+        </w:tabs>
+        <w:ind w:left="4320" w:hanging="360"/>
+      </w:pPr>
+      <w:rPr>
+        <w:rFonts w:ascii="Wingdings" w:hAnsi="Wingdings" w:hint="default"/>
+        <w:sz w:val="20"/>
+      </w:rPr>
+    </w:lvl>
+    <w:lvl w:ilvl="6" w:tentative="1">
+      <w:start w:val="1"/>
+      <w:numFmt w:val="bullet"/>
+      <w:lvlText w:val=""/>
+      <w:lvlJc w:val="left"/>
+      <w:pPr>
+        <w:tabs>
+          <w:tab w:val="num" w:pos="5040"/>
+        </w:tabs>
+        <w:ind w:left="5040" w:hanging="360"/>
+      </w:pPr>
+      <w:rPr>
+        <w:rFonts w:ascii="Wingdings" w:hAnsi="Wingdings" w:hint="default"/>
+        <w:sz w:val="20"/>
+      </w:rPr>
+    </w:lvl>
+    <w:lvl w:ilvl="7" w:tentative="1">
+      <w:start w:val="1"/>
+      <w:numFmt w:val="bullet"/>
+      <w:lvlText w:val=""/>
+      <w:lvlJc w:val="left"/>
+      <w:pPr>
+        <w:tabs>
+          <w:tab w:val="num" w:pos="5760"/>
+        </w:tabs>
+        <w:ind w:left="5760" w:hanging="360"/>
+      </w:pPr>
+      <w:rPr>
+        <w:rFonts w:ascii="Wingdings" w:hAnsi="Wingdings" w:hint="default"/>
+        <w:sz w:val="20"/>
+      </w:rPr>
+    </w:lvl>
+    <w:lvl w:ilvl="8" w:tentative="1">
+      <w:start w:val="1"/>
+      <w:numFmt w:val="bullet"/>
+      <w:lvlText w:val=""/>
+      <w:lvlJc w:val="left"/>
+      <w:pPr>
+        <w:tabs>
+          <w:tab w:val="num" w:pos="6480"/>
+        </w:tabs>
+        <w:ind w:left="6480" w:hanging="360"/>
+      </w:pPr>
+      <w:rPr>
+        <w:rFonts w:ascii="Wingdings" w:hAnsi="Wingdings" w:hint="default"/>
+        <w:sz w:val="20"/>
+      </w:rPr>
+    </w:lvl>
+  </w:abstractNum>
   <w:abstractNum w:abstractNumId="20" w15:restartNumberingAfterBreak="0">
-    <w:nsid w:val="622D1C3E"/>
+    <w:nsid w:val="5E17747B"/>
     <w:multiLevelType w:val="multilevel"/>
-    <w:tmpl w:val="34948834"/>
+    <w:tmpl w:val="A2FAC23C"/>
+    <w:lvl w:ilvl="0">
+      <w:start w:val="1"/>
+      <w:numFmt w:val="decimal"/>
+      <w:lvlText w:val="%1."/>
+      <w:lvlJc w:val="left"/>
+      <w:pPr>
+        <w:tabs>
+          <w:tab w:val="num" w:pos="720"/>
+        </w:tabs>
+        <w:ind w:left="720" w:hanging="360"/>
+      </w:pPr>
+    </w:lvl>
+    <w:lvl w:ilvl="1">
+      <w:start w:val="1"/>
+      <w:numFmt w:val="upperLetter"/>
+      <w:lvlText w:val="%2."/>
+      <w:lvlJc w:val="left"/>
+      <w:pPr>
+        <w:tabs>
+          <w:tab w:val="num" w:pos="1440"/>
+        </w:tabs>
+        <w:ind w:left="1440" w:hanging="360"/>
+      </w:pPr>
+    </w:lvl>
+    <w:lvl w:ilvl="2" w:tentative="1">
+      <w:start w:val="1"/>
+      <w:numFmt w:val="decimal"/>
+      <w:lvlText w:val="%3."/>
+      <w:lvlJc w:val="left"/>
+      <w:pPr>
+        <w:tabs>
+          <w:tab w:val="num" w:pos="2160"/>
+        </w:tabs>
+        <w:ind w:left="2160" w:hanging="360"/>
+      </w:pPr>
+    </w:lvl>
+    <w:lvl w:ilvl="3" w:tentative="1">
+      <w:start w:val="1"/>
+      <w:numFmt w:val="decimal"/>
+      <w:lvlText w:val="%4."/>
+      <w:lvlJc w:val="left"/>
+      <w:pPr>
+        <w:tabs>
+          <w:tab w:val="num" w:pos="2880"/>
+        </w:tabs>
+        <w:ind w:left="2880" w:hanging="360"/>
+      </w:pPr>
+    </w:lvl>
+    <w:lvl w:ilvl="4" w:tentative="1">
+      <w:start w:val="1"/>
+      <w:numFmt w:val="decimal"/>
+      <w:lvlText w:val="%5."/>
+      <w:lvlJc w:val="left"/>
+      <w:pPr>
+        <w:tabs>
+          <w:tab w:val="num" w:pos="3600"/>
+        </w:tabs>
+        <w:ind w:left="3600" w:hanging="360"/>
+      </w:pPr>
+    </w:lvl>
+    <w:lvl w:ilvl="5" w:tentative="1">
+      <w:start w:val="1"/>
+      <w:numFmt w:val="decimal"/>
+      <w:lvlText w:val="%6."/>
+      <w:lvlJc w:val="left"/>
+      <w:pPr>
+        <w:tabs>
+          <w:tab w:val="num" w:pos="4320"/>
+        </w:tabs>
+        <w:ind w:left="4320" w:hanging="360"/>
+      </w:pPr>
+    </w:lvl>
+    <w:lvl w:ilvl="6" w:tentative="1">
+      <w:start w:val="1"/>
+      <w:numFmt w:val="decimal"/>
+      <w:lvlText w:val="%7."/>
+      <w:lvlJc w:val="left"/>
+      <w:pPr>
+        <w:tabs>
+          <w:tab w:val="num" w:pos="5040"/>
+        </w:tabs>
+        <w:ind w:left="5040" w:hanging="360"/>
+      </w:pPr>
+    </w:lvl>
+    <w:lvl w:ilvl="7" w:tentative="1">
+      <w:start w:val="1"/>
+      <w:numFmt w:val="decimal"/>
+      <w:lvlText w:val="%8."/>
+      <w:lvlJc w:val="left"/>
+      <w:pPr>
+        <w:tabs>
+          <w:tab w:val="num" w:pos="5760"/>
+        </w:tabs>
+        <w:ind w:left="5760" w:hanging="360"/>
+      </w:pPr>
+    </w:lvl>
+    <w:lvl w:ilvl="8" w:tentative="1">
+      <w:start w:val="1"/>
+      <w:numFmt w:val="decimal"/>
+      <w:lvlText w:val="%9."/>
+      <w:lvlJc w:val="left"/>
+      <w:pPr>
+        <w:tabs>
+          <w:tab w:val="num" w:pos="6480"/>
+        </w:tabs>
+        <w:ind w:left="6480" w:hanging="360"/>
+      </w:pPr>
+    </w:lvl>
+  </w:abstractNum>
+  <w:abstractNum w:abstractNumId="21" w15:restartNumberingAfterBreak="0">
+    <w:nsid w:val="61E12FA8"/>
+    <w:multiLevelType w:val="multilevel"/>
+    <w:tmpl w:val="039250CC"/>
     <w:lvl w:ilvl="0">
       <w:start w:val="1"/>
       <w:numFmt w:val="bullet"/>
@@ -30099,7 +30361,305 @@
       </w:rPr>
     </w:lvl>
   </w:abstractNum>
-  <w:abstractNum w:abstractNumId="21" w15:restartNumberingAfterBreak="0">
+  <w:abstractNum w:abstractNumId="22" w15:restartNumberingAfterBreak="0">
+    <w:nsid w:val="622D1C3E"/>
+    <w:multiLevelType w:val="multilevel"/>
+    <w:tmpl w:val="34948834"/>
+    <w:lvl w:ilvl="0">
+      <w:start w:val="1"/>
+      <w:numFmt w:val="bullet"/>
+      <w:lvlText w:val=""/>
+      <w:lvlJc w:val="left"/>
+      <w:pPr>
+        <w:tabs>
+          <w:tab w:val="num" w:pos="720"/>
+        </w:tabs>
+        <w:ind w:left="720" w:hanging="360"/>
+      </w:pPr>
+      <w:rPr>
+        <w:rFonts w:ascii="Symbol" w:hAnsi="Symbol" w:hint="default"/>
+        <w:sz w:val="20"/>
+      </w:rPr>
+    </w:lvl>
+    <w:lvl w:ilvl="1" w:tentative="1">
+      <w:start w:val="1"/>
+      <w:numFmt w:val="bullet"/>
+      <w:lvlText w:val="o"/>
+      <w:lvlJc w:val="left"/>
+      <w:pPr>
+        <w:tabs>
+          <w:tab w:val="num" w:pos="1440"/>
+        </w:tabs>
+        <w:ind w:left="1440" w:hanging="360"/>
+      </w:pPr>
+      <w:rPr>
+        <w:rFonts w:ascii="Courier New" w:hAnsi="Courier New" w:hint="default"/>
+        <w:sz w:val="20"/>
+      </w:rPr>
+    </w:lvl>
+    <w:lvl w:ilvl="2" w:tentative="1">
+      <w:start w:val="1"/>
+      <w:numFmt w:val="bullet"/>
+      <w:lvlText w:val=""/>
+      <w:lvlJc w:val="left"/>
+      <w:pPr>
+        <w:tabs>
+          <w:tab w:val="num" w:pos="2160"/>
+        </w:tabs>
+        <w:ind w:left="2160" w:hanging="360"/>
+      </w:pPr>
+      <w:rPr>
+        <w:rFonts w:ascii="Wingdings" w:hAnsi="Wingdings" w:hint="default"/>
+        <w:sz w:val="20"/>
+      </w:rPr>
+    </w:lvl>
+    <w:lvl w:ilvl="3" w:tentative="1">
+      <w:start w:val="1"/>
+      <w:numFmt w:val="bullet"/>
+      <w:lvlText w:val=""/>
+      <w:lvlJc w:val="left"/>
+      <w:pPr>
+        <w:tabs>
+          <w:tab w:val="num" w:pos="2880"/>
+        </w:tabs>
+        <w:ind w:left="2880" w:hanging="360"/>
+      </w:pPr>
+      <w:rPr>
+        <w:rFonts w:ascii="Wingdings" w:hAnsi="Wingdings" w:hint="default"/>
+        <w:sz w:val="20"/>
+      </w:rPr>
+    </w:lvl>
+    <w:lvl w:ilvl="4" w:tentative="1">
+      <w:start w:val="1"/>
+      <w:numFmt w:val="bullet"/>
+      <w:lvlText w:val=""/>
+      <w:lvlJc w:val="left"/>
+      <w:pPr>
+        <w:tabs>
+          <w:tab w:val="num" w:pos="3600"/>
+        </w:tabs>
+        <w:ind w:left="3600" w:hanging="360"/>
+      </w:pPr>
+      <w:rPr>
+        <w:rFonts w:ascii="Wingdings" w:hAnsi="Wingdings" w:hint="default"/>
+        <w:sz w:val="20"/>
+      </w:rPr>
+    </w:lvl>
+    <w:lvl w:ilvl="5" w:tentative="1">
+      <w:start w:val="1"/>
+      <w:numFmt w:val="bullet"/>
+      <w:lvlText w:val=""/>
+      <w:lvlJc w:val="left"/>
+      <w:pPr>
+        <w:tabs>
+          <w:tab w:val="num" w:pos="4320"/>
+        </w:tabs>
+        <w:ind w:left="4320" w:hanging="360"/>
+      </w:pPr>
+      <w:rPr>
+        <w:rFonts w:ascii="Wingdings" w:hAnsi="Wingdings" w:hint="default"/>
+        <w:sz w:val="20"/>
+      </w:rPr>
+    </w:lvl>
+    <w:lvl w:ilvl="6" w:tentative="1">
+      <w:start w:val="1"/>
+      <w:numFmt w:val="bullet"/>
+      <w:lvlText w:val=""/>
+      <w:lvlJc w:val="left"/>
+      <w:pPr>
+        <w:tabs>
+          <w:tab w:val="num" w:pos="5040"/>
+        </w:tabs>
+        <w:ind w:left="5040" w:hanging="360"/>
+      </w:pPr>
+      <w:rPr>
+        <w:rFonts w:ascii="Wingdings" w:hAnsi="Wingdings" w:hint="default"/>
+        <w:sz w:val="20"/>
+      </w:rPr>
+    </w:lvl>
+    <w:lvl w:ilvl="7" w:tentative="1">
+      <w:start w:val="1"/>
+      <w:numFmt w:val="bullet"/>
+      <w:lvlText w:val=""/>
+      <w:lvlJc w:val="left"/>
+      <w:pPr>
+        <w:tabs>
+          <w:tab w:val="num" w:pos="5760"/>
+        </w:tabs>
+        <w:ind w:left="5760" w:hanging="360"/>
+      </w:pPr>
+      <w:rPr>
+        <w:rFonts w:ascii="Wingdings" w:hAnsi="Wingdings" w:hint="default"/>
+        <w:sz w:val="20"/>
+      </w:rPr>
+    </w:lvl>
+    <w:lvl w:ilvl="8" w:tentative="1">
+      <w:start w:val="1"/>
+      <w:numFmt w:val="bullet"/>
+      <w:lvlText w:val=""/>
+      <w:lvlJc w:val="left"/>
+      <w:pPr>
+        <w:tabs>
+          <w:tab w:val="num" w:pos="6480"/>
+        </w:tabs>
+        <w:ind w:left="6480" w:hanging="360"/>
+      </w:pPr>
+      <w:rPr>
+        <w:rFonts w:ascii="Wingdings" w:hAnsi="Wingdings" w:hint="default"/>
+        <w:sz w:val="20"/>
+      </w:rPr>
+    </w:lvl>
+  </w:abstractNum>
+  <w:abstractNum w:abstractNumId="23" w15:restartNumberingAfterBreak="0">
+    <w:nsid w:val="65CA31EE"/>
+    <w:multiLevelType w:val="multilevel"/>
+    <w:tmpl w:val="8398BEEC"/>
+    <w:lvl w:ilvl="0">
+      <w:start w:val="1"/>
+      <w:numFmt w:val="bullet"/>
+      <w:lvlText w:val=""/>
+      <w:lvlJc w:val="left"/>
+      <w:pPr>
+        <w:tabs>
+          <w:tab w:val="num" w:pos="720"/>
+        </w:tabs>
+        <w:ind w:left="720" w:hanging="360"/>
+      </w:pPr>
+      <w:rPr>
+        <w:rFonts w:ascii="Symbol" w:hAnsi="Symbol" w:hint="default"/>
+        <w:sz w:val="20"/>
+      </w:rPr>
+    </w:lvl>
+    <w:lvl w:ilvl="1" w:tentative="1">
+      <w:start w:val="1"/>
+      <w:numFmt w:val="bullet"/>
+      <w:lvlText w:val="o"/>
+      <w:lvlJc w:val="left"/>
+      <w:pPr>
+        <w:tabs>
+          <w:tab w:val="num" w:pos="1440"/>
+        </w:tabs>
+        <w:ind w:left="1440" w:hanging="360"/>
+      </w:pPr>
+      <w:rPr>
+        <w:rFonts w:ascii="Courier New" w:hAnsi="Courier New" w:hint="default"/>
+        <w:sz w:val="20"/>
+      </w:rPr>
+    </w:lvl>
+    <w:lvl w:ilvl="2" w:tentative="1">
+      <w:start w:val="1"/>
+      <w:numFmt w:val="bullet"/>
+      <w:lvlText w:val=""/>
+      <w:lvlJc w:val="left"/>
+      <w:pPr>
+        <w:tabs>
+          <w:tab w:val="num" w:pos="2160"/>
+        </w:tabs>
+        <w:ind w:left="2160" w:hanging="360"/>
+      </w:pPr>
+      <w:rPr>
+        <w:rFonts w:ascii="Wingdings" w:hAnsi="Wingdings" w:hint="default"/>
+        <w:sz w:val="20"/>
+      </w:rPr>
+    </w:lvl>
+    <w:lvl w:ilvl="3" w:tentative="1">
+      <w:start w:val="1"/>
+      <w:numFmt w:val="bullet"/>
+      <w:lvlText w:val=""/>
+      <w:lvlJc w:val="left"/>
+      <w:pPr>
+        <w:tabs>
+          <w:tab w:val="num" w:pos="2880"/>
+        </w:tabs>
+        <w:ind w:left="2880" w:hanging="360"/>
+      </w:pPr>
+      <w:rPr>
+        <w:rFonts w:ascii="Wingdings" w:hAnsi="Wingdings" w:hint="default"/>
+        <w:sz w:val="20"/>
+      </w:rPr>
+    </w:lvl>
+    <w:lvl w:ilvl="4" w:tentative="1">
+      <w:start w:val="1"/>
+      <w:numFmt w:val="bullet"/>
+      <w:lvlText w:val=""/>
+      <w:lvlJc w:val="left"/>
+      <w:pPr>
+        <w:tabs>
+          <w:tab w:val="num" w:pos="3600"/>
+        </w:tabs>
+        <w:ind w:left="3600" w:hanging="360"/>
+      </w:pPr>
+      <w:rPr>
+        <w:rFonts w:ascii="Wingdings" w:hAnsi="Wingdings" w:hint="default"/>
+        <w:sz w:val="20"/>
+      </w:rPr>
+    </w:lvl>
+    <w:lvl w:ilvl="5" w:tentative="1">
+      <w:start w:val="1"/>
+      <w:numFmt w:val="bullet"/>
+      <w:lvlText w:val=""/>
+      <w:lvlJc w:val="left"/>
+      <w:pPr>
+        <w:tabs>
+          <w:tab w:val="num" w:pos="4320"/>
+        </w:tabs>
+        <w:ind w:left="4320" w:hanging="360"/>
+      </w:pPr>
+      <w:rPr>
+        <w:rFonts w:ascii="Wingdings" w:hAnsi="Wingdings" w:hint="default"/>
+        <w:sz w:val="20"/>
+      </w:rPr>
+    </w:lvl>
+    <w:lvl w:ilvl="6" w:tentative="1">
+      <w:start w:val="1"/>
+      <w:numFmt w:val="bullet"/>
+      <w:lvlText w:val=""/>
+      <w:lvlJc w:val="left"/>
+      <w:pPr>
+        <w:tabs>
+          <w:tab w:val="num" w:pos="5040"/>
+        </w:tabs>
+        <w:ind w:left="5040" w:hanging="360"/>
+      </w:pPr>
+      <w:rPr>
+        <w:rFonts w:ascii="Wingdings" w:hAnsi="Wingdings" w:hint="default"/>
+        <w:sz w:val="20"/>
+      </w:rPr>
+    </w:lvl>
+    <w:lvl w:ilvl="7" w:tentative="1">
+      <w:start w:val="1"/>
+      <w:numFmt w:val="bullet"/>
+      <w:lvlText w:val=""/>
+      <w:lvlJc w:val="left"/>
+      <w:pPr>
+        <w:tabs>
+          <w:tab w:val="num" w:pos="5760"/>
+        </w:tabs>
+        <w:ind w:left="5760" w:hanging="360"/>
+      </w:pPr>
+      <w:rPr>
+        <w:rFonts w:ascii="Wingdings" w:hAnsi="Wingdings" w:hint="default"/>
+        <w:sz w:val="20"/>
+      </w:rPr>
+    </w:lvl>
+    <w:lvl w:ilvl="8" w:tentative="1">
+      <w:start w:val="1"/>
+      <w:numFmt w:val="bullet"/>
+      <w:lvlText w:val=""/>
+      <w:lvlJc w:val="left"/>
+      <w:pPr>
+        <w:tabs>
+          <w:tab w:val="num" w:pos="6480"/>
+        </w:tabs>
+        <w:ind w:left="6480" w:hanging="360"/>
+      </w:pPr>
+      <w:rPr>
+        <w:rFonts w:ascii="Wingdings" w:hAnsi="Wingdings" w:hint="default"/>
+        <w:sz w:val="20"/>
+      </w:rPr>
+    </w:lvl>
+  </w:abstractNum>
+  <w:abstractNum w:abstractNumId="24" w15:restartNumberingAfterBreak="0">
     <w:nsid w:val="6E8E16B5"/>
     <w:multiLevelType w:val="hybridMultilevel"/>
     <w:tmpl w:val="8FF2A276"/>
@@ -30189,7 +30749,7 @@
       </w:pPr>
     </w:lvl>
   </w:abstractNum>
-  <w:abstractNum w:abstractNumId="22" w15:restartNumberingAfterBreak="0">
+  <w:abstractNum w:abstractNumId="25" w15:restartNumberingAfterBreak="0">
     <w:nsid w:val="73653C70"/>
     <w:multiLevelType w:val="multilevel"/>
     <w:tmpl w:val="CE9AA35A"/>
@@ -30302,7 +30862,7 @@
       </w:pPr>
     </w:lvl>
   </w:abstractNum>
-  <w:abstractNum w:abstractNumId="23" w15:restartNumberingAfterBreak="0">
+  <w:abstractNum w:abstractNumId="26" w15:restartNumberingAfterBreak="0">
     <w:nsid w:val="765B501F"/>
     <w:multiLevelType w:val="hybridMultilevel"/>
     <w:tmpl w:val="0E482AE0"/>
@@ -30388,7 +30948,7 @@
       </w:pPr>
     </w:lvl>
   </w:abstractNum>
-  <w:abstractNum w:abstractNumId="24" w15:restartNumberingAfterBreak="0">
+  <w:abstractNum w:abstractNumId="27" w15:restartNumberingAfterBreak="0">
     <w:nsid w:val="7ABB1A2C"/>
     <w:multiLevelType w:val="multilevel"/>
     <w:tmpl w:val="71FE8F36"/>
@@ -30537,7 +31097,7 @@
       </w:rPr>
     </w:lvl>
   </w:abstractNum>
-  <w:abstractNum w:abstractNumId="25" w15:restartNumberingAfterBreak="0">
+  <w:abstractNum w:abstractNumId="28" w15:restartNumberingAfterBreak="0">
     <w:nsid w:val="7BE258DC"/>
     <w:multiLevelType w:val="multilevel"/>
     <w:tmpl w:val="59AA6702"/>
@@ -30686,7 +31246,7 @@
       </w:rPr>
     </w:lvl>
   </w:abstractNum>
-  <w:abstractNum w:abstractNumId="26" w15:restartNumberingAfterBreak="0">
+  <w:abstractNum w:abstractNumId="29" w15:restartNumberingAfterBreak="0">
     <w:nsid w:val="7E903024"/>
     <w:multiLevelType w:val="hybridMultilevel"/>
     <w:tmpl w:val="3A786C86"/>
@@ -30773,31 +31333,31 @@
     </w:lvl>
   </w:abstractNum>
   <w:num w:numId="1" w16cid:durableId="1208758106">
-    <w:abstractNumId w:val="23"/>
+    <w:abstractNumId w:val="26"/>
   </w:num>
   <w:num w:numId="2" w16cid:durableId="1064454330">
-    <w:abstractNumId w:val="26"/>
+    <w:abstractNumId w:val="29"/>
   </w:num>
   <w:num w:numId="3" w16cid:durableId="638725183">
+    <w:abstractNumId w:val="15"/>
+  </w:num>
+  <w:num w:numId="4" w16cid:durableId="1810198171">
     <w:abstractNumId w:val="14"/>
   </w:num>
-  <w:num w:numId="4" w16cid:durableId="1810198171">
-    <w:abstractNumId w:val="13"/>
-  </w:num>
   <w:num w:numId="5" w16cid:durableId="1763067606">
-    <w:abstractNumId w:val="20"/>
+    <w:abstractNumId w:val="22"/>
   </w:num>
   <w:num w:numId="6" w16cid:durableId="1624189581">
-    <w:abstractNumId w:val="8"/>
+    <w:abstractNumId w:val="9"/>
   </w:num>
   <w:num w:numId="7" w16cid:durableId="851450588">
-    <w:abstractNumId w:val="16"/>
+    <w:abstractNumId w:val="17"/>
   </w:num>
   <w:num w:numId="8" w16cid:durableId="712580774">
-    <w:abstractNumId w:val="9"/>
+    <w:abstractNumId w:val="10"/>
   </w:num>
   <w:num w:numId="9" w16cid:durableId="2120056516">
-    <w:abstractNumId w:val="21"/>
+    <w:abstractNumId w:val="24"/>
     <w:lvlOverride w:ilvl="0">
       <w:startOverride w:val="1"/>
     </w:lvlOverride>
@@ -30827,55 +31387,55 @@
     </w:lvlOverride>
   </w:num>
   <w:num w:numId="10" w16cid:durableId="1885480374">
-    <w:abstractNumId w:val="5"/>
+    <w:abstractNumId w:val="6"/>
   </w:num>
   <w:num w:numId="11" w16cid:durableId="1345669378">
     <w:abstractNumId w:val="2"/>
   </w:num>
   <w:num w:numId="12" w16cid:durableId="1666276094">
-    <w:abstractNumId w:val="24"/>
+    <w:abstractNumId w:val="27"/>
   </w:num>
   <w:num w:numId="13" w16cid:durableId="1065572213">
-    <w:abstractNumId w:val="15"/>
+    <w:abstractNumId w:val="16"/>
   </w:num>
   <w:num w:numId="14" w16cid:durableId="1779904562">
-    <w:abstractNumId w:val="12"/>
+    <w:abstractNumId w:val="13"/>
   </w:num>
   <w:num w:numId="15" w16cid:durableId="1602909719">
-    <w:abstractNumId w:val="17"/>
+    <w:abstractNumId w:val="18"/>
   </w:num>
   <w:num w:numId="16" w16cid:durableId="838931781">
-    <w:abstractNumId w:val="10"/>
+    <w:abstractNumId w:val="11"/>
   </w:num>
   <w:num w:numId="17" w16cid:durableId="1964189118">
-    <w:abstractNumId w:val="7"/>
+    <w:abstractNumId w:val="8"/>
   </w:num>
   <w:num w:numId="18" w16cid:durableId="1372919592">
     <w:abstractNumId w:val="1"/>
   </w:num>
   <w:num w:numId="19" w16cid:durableId="1688021620">
-    <w:abstractNumId w:val="11"/>
+    <w:abstractNumId w:val="12"/>
   </w:num>
   <w:num w:numId="20" w16cid:durableId="578710975">
-    <w:abstractNumId w:val="6"/>
+    <w:abstractNumId w:val="7"/>
   </w:num>
   <w:num w:numId="21" w16cid:durableId="1586062648">
-    <w:abstractNumId w:val="19"/>
+    <w:abstractNumId w:val="21"/>
   </w:num>
   <w:num w:numId="22" w16cid:durableId="1342199793">
     <w:abstractNumId w:val="0"/>
   </w:num>
   <w:num w:numId="23" w16cid:durableId="1649937069">
+    <w:abstractNumId w:val="5"/>
+  </w:num>
+  <w:num w:numId="24" w16cid:durableId="146749246">
+    <w:abstractNumId w:val="28"/>
+  </w:num>
+  <w:num w:numId="25" w16cid:durableId="737484516">
     <w:abstractNumId w:val="4"/>
   </w:num>
-  <w:num w:numId="24" w16cid:durableId="146749246">
+  <w:num w:numId="26" w16cid:durableId="965045137">
     <w:abstractNumId w:val="25"/>
-  </w:num>
-  <w:num w:numId="25" w16cid:durableId="737484516">
-    <w:abstractNumId w:val="3"/>
-  </w:num>
-  <w:num w:numId="26" w16cid:durableId="965045137">
-    <w:abstractNumId w:val="22"/>
     <w:lvlOverride w:ilvl="0">
       <w:startOverride w:val="1"/>
     </w:lvlOverride>
@@ -30905,7 +31465,7 @@
     </w:lvlOverride>
   </w:num>
   <w:num w:numId="27" w16cid:durableId="1637371601">
-    <w:abstractNumId w:val="22"/>
+    <w:abstractNumId w:val="25"/>
     <w:lvlOverride w:ilvl="0">
       <w:startOverride w:val="1"/>
       <w:lvl w:ilvl="0">
@@ -30999,7 +31559,7 @@
     </w:lvlOverride>
   </w:num>
   <w:num w:numId="28" w16cid:durableId="152718201">
-    <w:abstractNumId w:val="18"/>
+    <w:abstractNumId w:val="20"/>
     <w:lvlOverride w:ilvl="0">
       <w:startOverride w:val="1"/>
     </w:lvlOverride>
@@ -31029,7 +31589,7 @@
     </w:lvlOverride>
   </w:num>
   <w:num w:numId="29" w16cid:durableId="1412310805">
-    <w:abstractNumId w:val="18"/>
+    <w:abstractNumId w:val="20"/>
     <w:lvlOverride w:ilvl="0">
       <w:startOverride w:val="1"/>
       <w:lvl w:ilvl="0">
@@ -31123,7 +31683,7 @@
     </w:lvlOverride>
   </w:num>
   <w:num w:numId="30" w16cid:durableId="1003897422">
-    <w:abstractNumId w:val="18"/>
+    <w:abstractNumId w:val="20"/>
     <w:lvlOverride w:ilvl="0">
       <w:startOverride w:val="1"/>
       <w:lvl w:ilvl="0">
@@ -31213,7 +31773,7 @@
     </w:lvlOverride>
   </w:num>
   <w:num w:numId="31" w16cid:durableId="1000276362">
-    <w:abstractNumId w:val="18"/>
+    <w:abstractNumId w:val="20"/>
     <w:lvlOverride w:ilvl="0">
       <w:startOverride w:val="1"/>
       <w:lvl w:ilvl="0">
@@ -31307,7 +31867,7 @@
     </w:lvlOverride>
   </w:num>
   <w:num w:numId="32" w16cid:durableId="749742318">
-    <w:abstractNumId w:val="18"/>
+    <w:abstractNumId w:val="20"/>
     <w:lvlOverride w:ilvl="0">
       <w:startOverride w:val="1"/>
       <w:lvl w:ilvl="0">
@@ -31397,7 +31957,7 @@
     </w:lvlOverride>
   </w:num>
   <w:num w:numId="33" w16cid:durableId="894589624">
-    <w:abstractNumId w:val="18"/>
+    <w:abstractNumId w:val="20"/>
     <w:lvlOverride w:ilvl="0">
       <w:startOverride w:val="1"/>
       <w:lvl w:ilvl="0">
@@ -31489,6 +32049,15 @@
         <w:lvlJc w:val="left"/>
       </w:lvl>
     </w:lvlOverride>
+  </w:num>
+  <w:num w:numId="34" w16cid:durableId="2082747110">
+    <w:abstractNumId w:val="23"/>
+  </w:num>
+  <w:num w:numId="35" w16cid:durableId="1515075647">
+    <w:abstractNumId w:val="19"/>
+  </w:num>
+  <w:num w:numId="36" w16cid:durableId="1122577434">
+    <w:abstractNumId w:val="3"/>
   </w:num>
 </w:numbering>
 </file>
